--- a/informatie/info UC3/2. Functioneel Ontwerp - UC1 Profielpagina.docx
+++ b/informatie/info UC3/2. Functioneel Ontwerp - UC1 Profielpagina.docx
@@ -1,6 +1,6 @@
 
 <file path=word/document.xml><?xml version="1.0" encoding="utf-8"?>
-<w:document xmlns:wpc="http://schemas.microsoft.com/office/word/2010/wordprocessingCanvas" xmlns:cx="http://schemas.microsoft.com/office/drawing/2014/chartex" xmlns:cx1="http://schemas.microsoft.com/office/drawing/2015/9/8/chartex" xmlns:cx2="http://schemas.microsoft.com/office/drawing/2015/10/21/chartex" xmlns:cx3="http://schemas.microsoft.com/office/drawing/2016/5/9/chartex" xmlns:cx4="http://schemas.microsoft.com/office/drawing/2016/5/10/chartex" xmlns:cx5="http://schemas.microsoft.com/office/drawing/2016/5/11/chartex" xmlns:cx6="http://schemas.microsoft.com/office/drawing/2016/5/12/chartex" xmlns:cx7="http://schemas.microsoft.com/office/drawing/2016/5/13/chartex" xmlns:cx8="http://schemas.microsoft.com/office/drawing/2016/5/14/chartex" xmlns:mc="http://schemas.openxmlformats.org/markup-compatibility/2006" xmlns:aink="http://schemas.microsoft.com/office/drawing/2016/ink" xmlns:am3d="http://schemas.microsoft.com/office/drawing/2017/model3d" xmlns:o="urn:schemas-microsoft-com:office:office" xmlns:oel="http://schemas.microsoft.com/office/2019/extlst" xmlns:r="http://schemas.openxmlformats.org/officeDocument/2006/relationships" xmlns:m="http://schemas.openxmlformats.org/officeDocument/2006/math" xmlns:v="urn:schemas-microsoft-com:vml" xmlns:wp14="http://schemas.microsoft.com/office/word/2010/wordprocessingDrawing" xmlns:wp="http://schemas.openxmlformats.org/drawingml/2006/wordprocessingDrawing" xmlns:w10="urn:schemas-microsoft-com:office:word" xmlns:w="http://schemas.openxmlformats.org/wordprocessingml/2006/main" xmlns:w14="http://schemas.microsoft.com/office/word/2010/wordml" xmlns:w15="http://schemas.microsoft.com/office/word/2012/wordml" xmlns:w16cex="http://schemas.microsoft.com/office/word/2018/wordml/cex" xmlns:w16cid="http://schemas.microsoft.com/office/word/2016/wordml/cid" xmlns:w16="http://schemas.microsoft.com/office/word/2018/wordml" xmlns:w16du="http://schemas.microsoft.com/office/word/2023/wordml/word16du" xmlns:w16sdtdh="http://schemas.microsoft.com/office/word/2020/wordml/sdtdatahash" xmlns:w16se="http://schemas.microsoft.com/office/word/2015/wordml/symex" xmlns:wpg="http://schemas.microsoft.com/office/word/2010/wordprocessingGroup" xmlns:wpi="http://schemas.microsoft.com/office/word/2010/wordprocessingInk" xmlns:wne="http://schemas.microsoft.com/office/word/2006/wordml" xmlns:wps="http://schemas.microsoft.com/office/word/2010/wordprocessingShape" mc:Ignorable="w14 w15 w16se w16cid w16 w16cex w16sdtdh w16du wp14">
+<w:document xmlns:wpc="http://schemas.microsoft.com/office/word/2010/wordprocessingCanvas" xmlns:cx="http://schemas.microsoft.com/office/drawing/2014/chartex" xmlns:cx1="http://schemas.microsoft.com/office/drawing/2015/9/8/chartex" xmlns:cx2="http://schemas.microsoft.com/office/drawing/2015/10/21/chartex" xmlns:cx3="http://schemas.microsoft.com/office/drawing/2016/5/9/chartex" xmlns:cx4="http://schemas.microsoft.com/office/drawing/2016/5/10/chartex" xmlns:cx5="http://schemas.microsoft.com/office/drawing/2016/5/11/chartex" xmlns:cx6="http://schemas.microsoft.com/office/drawing/2016/5/12/chartex" xmlns:cx7="http://schemas.microsoft.com/office/drawing/2016/5/13/chartex" xmlns:cx8="http://schemas.microsoft.com/office/drawing/2016/5/14/chartex" xmlns:mc="http://schemas.openxmlformats.org/markup-compatibility/2006" xmlns:aink="http://schemas.microsoft.com/office/drawing/2016/ink" xmlns:am3d="http://schemas.microsoft.com/office/drawing/2017/model3d" xmlns:o="urn:schemas-microsoft-com:office:office" xmlns:oel="http://schemas.microsoft.com/office/2019/extlst" xmlns:r="http://schemas.openxmlformats.org/officeDocument/2006/relationships" xmlns:m="http://schemas.openxmlformats.org/officeDocument/2006/math" xmlns:v="urn:schemas-microsoft-com:vml" xmlns:wp14="http://schemas.microsoft.com/office/word/2010/wordprocessingDrawing" xmlns:wp="http://schemas.openxmlformats.org/drawingml/2006/wordprocessingDrawing" xmlns:w10="urn:schemas-microsoft-com:office:word" xmlns:w="http://schemas.openxmlformats.org/wordprocessingml/2006/main" xmlns:w14="http://schemas.microsoft.com/office/word/2010/wordml" xmlns:w15="http://schemas.microsoft.com/office/word/2012/wordml" xmlns:w16cex="http://schemas.microsoft.com/office/word/2018/wordml/cex" xmlns:w16cid="http://schemas.microsoft.com/office/word/2016/wordml/cid" xmlns:w16="http://schemas.microsoft.com/office/word/2018/wordml" xmlns:w16du="http://schemas.microsoft.com/office/word/2023/wordml/word16du" xmlns:w16sdtdh="http://schemas.microsoft.com/office/word/2020/wordml/sdtdatahash" xmlns:w16sdtfl="http://schemas.microsoft.com/office/word/2024/wordml/sdtformatlock" xmlns:w16se="http://schemas.microsoft.com/office/word/2015/wordml/symex" xmlns:wpg="http://schemas.microsoft.com/office/word/2010/wordprocessingGroup" xmlns:wpi="http://schemas.microsoft.com/office/word/2010/wordprocessingInk" xmlns:wne="http://schemas.microsoft.com/office/word/2006/wordml" xmlns:wps="http://schemas.microsoft.com/office/word/2010/wordprocessingShape" mc:Ignorable="w14 w15 w16se w16cid w16 w16cex w16sdtdh w16sdtfl w16du wp14">
   <w:body>
     <w:p>
       <w:pPr>
@@ -30,19 +30,42 @@
     </w:p>
     <w:p>
       <w:pPr>
-        <w:pStyle w:val="Titel"/>
-      </w:pPr>
-      <w:r>
-        <w:t>U</w:t>
-      </w:r>
-      <w:r>
-        <w:t>C</w:t>
-      </w:r>
-      <w:r>
-        <w:t>1 Profielpagina</w:t>
-      </w:r>
-    </w:p>
-    <w:p/>
+        <w:rPr>
+          <w:rFonts w:asciiTheme="majorHAnsi" w:eastAsiaTheme="majorEastAsia" w:hAnsiTheme="majorHAnsi" w:cstheme="majorBidi"/>
+          <w:spacing w:val="-10"/>
+          <w:kern w:val="28"/>
+          <w:sz w:val="56"/>
+          <w:szCs w:val="56"/>
+          <w:lang w:val="en-US"/>
+        </w:rPr>
+      </w:pPr>
+      <w:r>
+        <w:rPr>
+          <w:rFonts w:asciiTheme="majorHAnsi" w:eastAsiaTheme="majorEastAsia" w:hAnsiTheme="majorHAnsi" w:cstheme="majorBidi"/>
+          <w:b/>
+          <w:spacing w:val="-10"/>
+          <w:kern w:val="28"/>
+          <w:sz w:val="56"/>
+          <w:szCs w:val="56"/>
+          <w:lang w:val="en-US"/>
+        </w:rPr>
+        <w:t xml:space="preserve">UC3 </w:t>
+      </w:r>
+      <w:proofErr w:type="spellStart"/>
+      <w:r>
+        <w:rPr>
+          <w:rFonts w:asciiTheme="majorHAnsi" w:eastAsiaTheme="majorEastAsia" w:hAnsiTheme="majorHAnsi" w:cstheme="majorBidi"/>
+          <w:b/>
+          <w:spacing w:val="-10"/>
+          <w:kern w:val="28"/>
+          <w:sz w:val="56"/>
+          <w:szCs w:val="56"/>
+          <w:lang w:val="en-US"/>
+        </w:rPr>
+        <w:t>Chatsysteem</w:t>
+      </w:r>
+      <w:proofErr w:type="spellEnd"/>
+    </w:p>
     <w:p>
       <w:pPr>
         <w:pStyle w:val="Ondertitel"/>
@@ -68,16 +91,30 @@
     <w:p/>
     <w:p/>
     <w:p/>
-    <w:p>
-      <w:r>
-        <w:t>Team SE</w:t>
-      </w:r>
-      <w:r>
-        <w:br/>
+    <w:p/>
+    <w:p>
+      <w:pPr>
+        <w:rPr>
+          <w:lang w:val="en-US"/>
+        </w:rPr>
+      </w:pPr>
+      <w:r>
+        <w:rPr>
+          <w:lang w:val="en-US"/>
+        </w:rPr>
+        <w:t>Hamza Bel Makhfi/ S1173551/</w:t>
+      </w:r>
+      <w:r>
+        <w:rPr>
+          <w:lang w:val="en-US"/>
+        </w:rPr>
         <w:t>202</w:t>
       </w:r>
       <w:r>
-        <w:t>4</w:t>
+        <w:rPr>
+          <w:lang w:val="en-US"/>
+        </w:rPr>
+        <w:t xml:space="preserve">6 </w:t>
       </w:r>
     </w:p>
     <w:p>
@@ -93,15 +130,31 @@
           <w:numId w:val="0"/>
         </w:numPr>
         <w:ind w:left="432" w:hanging="432"/>
-      </w:pPr>
-      <w:bookmarkStart w:id="0" w:name="_Toc175136860"/>
-      <w:r>
+        <w:rPr>
+          <w:lang w:val="en-US"/>
+        </w:rPr>
+      </w:pPr>
+      <w:bookmarkStart w:id="0" w:name="_Toc227762349"/>
+      <w:bookmarkStart w:id="1" w:name="_Toc167359706"/>
+      <w:proofErr w:type="spellStart"/>
+      <w:r>
+        <w:rPr>
+          <w:lang w:val="en-US"/>
+        </w:rPr>
         <w:lastRenderedPageBreak/>
         <w:t>Distributie</w:t>
       </w:r>
       <w:bookmarkEnd w:id="0"/>
-    </w:p>
-    <w:p/>
+      <w:proofErr w:type="spellEnd"/>
+    </w:p>
+    <w:bookmarkEnd w:id="1"/>
+    <w:p>
+      <w:pPr>
+        <w:rPr>
+          <w:lang w:val="en-US"/>
+        </w:rPr>
+      </w:pPr>
+    </w:p>
     <w:tbl>
       <w:tblPr>
         <w:tblStyle w:val="Tabelraster"/>
@@ -110,9 +163,9 @@
       </w:tblPr>
       <w:tblGrid>
         <w:gridCol w:w="1129"/>
-        <w:gridCol w:w="1418"/>
-        <w:gridCol w:w="4249"/>
-        <w:gridCol w:w="2266"/>
+        <w:gridCol w:w="1276"/>
+        <w:gridCol w:w="4678"/>
+        <w:gridCol w:w="1979"/>
       </w:tblGrid>
       <w:tr>
         <w:tc>
@@ -120,6 +173,7 @@
             <w:tcW w:w="1129" w:type="dxa"/>
           </w:tcPr>
           <w:p>
+            <w:bookmarkStart w:id="2" w:name="_Hlk136945534"/>
             <w:r>
               <w:t>Versie</w:t>
             </w:r>
@@ -127,7 +181,7 @@
         </w:tc>
         <w:tc>
           <w:tcPr>
-            <w:tcW w:w="1418" w:type="dxa"/>
+            <w:tcW w:w="1276" w:type="dxa"/>
           </w:tcPr>
           <w:p>
             <w:r>
@@ -137,7 +191,7 @@
         </w:tc>
         <w:tc>
           <w:tcPr>
-            <w:tcW w:w="4249" w:type="dxa"/>
+            <w:tcW w:w="4678" w:type="dxa"/>
           </w:tcPr>
           <w:p>
             <w:r>
@@ -147,7 +201,7 @@
         </w:tc>
         <w:tc>
           <w:tcPr>
-            <w:tcW w:w="2266" w:type="dxa"/>
+            <w:tcW w:w="1979" w:type="dxa"/>
           </w:tcPr>
           <w:p>
             <w:r>
@@ -169,39 +223,29 @@
         </w:tc>
         <w:tc>
           <w:tcPr>
-            <w:tcW w:w="1418" w:type="dxa"/>
-          </w:tcPr>
-          <w:p>
-            <w:r>
-              <w:t>1-</w:t>
-            </w:r>
-            <w:r>
-              <w:t>6</w:t>
-            </w:r>
-            <w:r>
-              <w:t>-2023</w:t>
-            </w:r>
-          </w:p>
-        </w:tc>
-        <w:tc>
-          <w:tcPr>
-            <w:tcW w:w="4249" w:type="dxa"/>
-          </w:tcPr>
-          <w:p>
-            <w:r>
-              <w:t>Setup</w:t>
-            </w:r>
-          </w:p>
-        </w:tc>
-        <w:tc>
-          <w:tcPr>
-            <w:tcW w:w="2266" w:type="dxa"/>
-          </w:tcPr>
-          <w:p>
-            <w:r>
-              <w:t>Karen</w:t>
-            </w:r>
-          </w:p>
+            <w:tcW w:w="1276" w:type="dxa"/>
+          </w:tcPr>
+          <w:p>
+            <w:r>
+              <w:t>14-04-2026</w:t>
+            </w:r>
+          </w:p>
+        </w:tc>
+        <w:tc>
+          <w:tcPr>
+            <w:tcW w:w="4678" w:type="dxa"/>
+          </w:tcPr>
+          <w:p>
+            <w:r>
+              <w:t>Initiële versie</w:t>
+            </w:r>
+          </w:p>
+        </w:tc>
+        <w:tc>
+          <w:tcPr>
+            <w:tcW w:w="1979" w:type="dxa"/>
+          </w:tcPr>
+          <w:p/>
         </w:tc>
       </w:tr>
       <w:tr>
@@ -211,39 +255,35 @@
           </w:tcPr>
           <w:p>
             <w:r>
-              <w:t>0.2</w:t>
-            </w:r>
-          </w:p>
-        </w:tc>
-        <w:tc>
-          <w:tcPr>
-            <w:tcW w:w="1418" w:type="dxa"/>
-          </w:tcPr>
-          <w:p>
-            <w:r>
-              <w:t>25-6-2024</w:t>
-            </w:r>
-          </w:p>
-        </w:tc>
-        <w:tc>
-          <w:tcPr>
-            <w:tcW w:w="4249" w:type="dxa"/>
-          </w:tcPr>
-          <w:p>
-            <w:r>
-              <w:t>Begrippen consistent doorgevoerd</w:t>
-            </w:r>
-          </w:p>
-        </w:tc>
-        <w:tc>
-          <w:tcPr>
-            <w:tcW w:w="2266" w:type="dxa"/>
-          </w:tcPr>
-          <w:p>
-            <w:r>
-              <w:t>Karen</w:t>
-            </w:r>
-          </w:p>
+              <w:t>1.0</w:t>
+            </w:r>
+          </w:p>
+        </w:tc>
+        <w:tc>
+          <w:tcPr>
+            <w:tcW w:w="1276" w:type="dxa"/>
+          </w:tcPr>
+          <w:p>
+            <w:r>
+              <w:t>21-04-2026</w:t>
+            </w:r>
+          </w:p>
+        </w:tc>
+        <w:tc>
+          <w:tcPr>
+            <w:tcW w:w="4678" w:type="dxa"/>
+          </w:tcPr>
+          <w:p>
+            <w:r>
+              <w:t>Opvulling data.</w:t>
+            </w:r>
+          </w:p>
+        </w:tc>
+        <w:tc>
+          <w:tcPr>
+            <w:tcW w:w="1979" w:type="dxa"/>
+          </w:tcPr>
+          <w:p/>
         </w:tc>
       </w:tr>
       <w:tr>
@@ -253,55 +293,42 @@
           </w:tcPr>
           <w:p>
             <w:r>
-              <w:t>1.0</w:t>
-            </w:r>
-          </w:p>
-        </w:tc>
-        <w:tc>
-          <w:tcPr>
-            <w:tcW w:w="1418" w:type="dxa"/>
-          </w:tcPr>
-          <w:p>
-            <w:r>
-              <w:t>21-8-2024</w:t>
-            </w:r>
-          </w:p>
-        </w:tc>
-        <w:tc>
-          <w:tcPr>
-            <w:tcW w:w="4249" w:type="dxa"/>
-          </w:tcPr>
-          <w:p>
-            <w:r>
-              <w:t xml:space="preserve">Laatste </w:t>
-            </w:r>
-            <w:r>
-              <w:t>verbeteringen doorvoeren</w:t>
-            </w:r>
-          </w:p>
-        </w:tc>
-        <w:tc>
-          <w:tcPr>
-            <w:tcW w:w="2266" w:type="dxa"/>
-          </w:tcPr>
-          <w:p>
-            <w:r>
-              <w:t>Ernst</w:t>
-            </w:r>
-          </w:p>
+              <w:t>1.1</w:t>
+            </w:r>
+          </w:p>
+        </w:tc>
+        <w:tc>
+          <w:tcPr>
+            <w:tcW w:w="1276" w:type="dxa"/>
+          </w:tcPr>
+          <w:p>
+            <w:r>
+              <w:t>22-04-2026</w:t>
+            </w:r>
+          </w:p>
+        </w:tc>
+        <w:tc>
+          <w:tcPr>
+            <w:tcW w:w="4678" w:type="dxa"/>
+          </w:tcPr>
+          <w:p>
+            <w:r>
+              <w:t>Laatste controle op fouten en inconsistenties</w:t>
+            </w:r>
+          </w:p>
+        </w:tc>
+        <w:tc>
+          <w:tcPr>
+            <w:tcW w:w="1979" w:type="dxa"/>
+          </w:tcPr>
+          <w:p/>
         </w:tc>
       </w:tr>
+      <w:bookmarkEnd w:id="2"/>
     </w:tbl>
-    <w:p>
-      <w:pPr>
-        <w:rPr>
-          <w:lang w:val="en-US"/>
-        </w:rPr>
-      </w:pPr>
-      <w:r>
-        <w:rPr>
-          <w:lang w:val="en-US"/>
-        </w:rPr>
+    <w:p/>
+    <w:p>
+      <w:r>
         <w:br w:type="page"/>
       </w:r>
     </w:p>
@@ -2026,429 +2053,1489 @@
     <w:p>
       <w:pPr>
         <w:pStyle w:val="Kop1"/>
+      </w:pPr>
+      <w:bookmarkStart w:id="3" w:name="_Toc175136861"/>
+      <w:r>
+        <w:lastRenderedPageBreak/>
+        <w:t>Inleiding</w:t>
+      </w:r>
+      <w:bookmarkEnd w:id="3"/>
+    </w:p>
+    <w:p>
+      <w:r>
+        <w:t xml:space="preserve">Dit functioneel ontwerp beschrijft hoe het chatsysteem zich gedraagt vanuit het perspectief van de gebruiker. Het document werkt de functionele eisen uit naar schermen, navigatiestromen, </w:t>
+      </w:r>
+      <w:proofErr w:type="spellStart"/>
+      <w:r>
+        <w:t>use</w:t>
+      </w:r>
+      <w:proofErr w:type="spellEnd"/>
+      <w:r>
+        <w:t xml:space="preserve"> cases, gebruikersinteracties en foutafhandeling. Daarmee vormt het de schakel tussen de </w:t>
+      </w:r>
+      <w:proofErr w:type="spellStart"/>
+      <w:r>
+        <w:t>requirementsanalyse</w:t>
+      </w:r>
+      <w:proofErr w:type="spellEnd"/>
+      <w:r>
+        <w:t xml:space="preserve"> (wat er gebouwd moet worden) en het technisch ontwerp (hoe het technisch gerealiseerd wordt).</w:t>
+      </w:r>
+    </w:p>
+    <w:p>
+      <w:r>
+        <w:t xml:space="preserve">Het document richt zich op UC3 het chatsysteem en sluit aan op de eerder vastgelegde </w:t>
+      </w:r>
+      <w:proofErr w:type="spellStart"/>
+      <w:r>
+        <w:t>requirements</w:t>
+      </w:r>
+      <w:proofErr w:type="spellEnd"/>
+      <w:r>
+        <w:t xml:space="preserve">, rollen en beveiligingskeuzes. </w:t>
+      </w:r>
+    </w:p>
+    <w:p>
+      <w:pPr>
+        <w:pStyle w:val="Kop1"/>
+        <w:rPr>
+          <w:lang w:val="en-US"/>
+        </w:rPr>
+      </w:pPr>
+      <w:proofErr w:type="spellStart"/>
+      <w:r>
+        <w:rPr>
+          <w:lang w:val="en-US"/>
+        </w:rPr>
+        <w:t>Systeemcontext</w:t>
+      </w:r>
+      <w:proofErr w:type="spellEnd"/>
+    </w:p>
+    <w:p>
+      <w:pPr>
+        <w:rPr>
+          <w:iCs/>
+        </w:rPr>
+      </w:pPr>
+      <w:r>
+        <w:rPr>
+          <w:iCs/>
+        </w:rPr>
+        <w:t xml:space="preserve">Dit hoofdstuk plaatst UC3 binnen de bredere </w:t>
+      </w:r>
+      <w:proofErr w:type="spellStart"/>
+      <w:r>
+        <w:rPr>
+          <w:iCs/>
+        </w:rPr>
+        <w:t>ShowcaseWebsite</w:t>
+      </w:r>
+      <w:proofErr w:type="spellEnd"/>
+      <w:r>
+        <w:rPr>
+          <w:iCs/>
+        </w:rPr>
+        <w:t xml:space="preserve"> en laat zien welke functionele delen samen het eindresultaat vormen.</w:t>
+      </w:r>
+    </w:p>
+    <w:p>
+      <w:r>
+        <w:t xml:space="preserve">De </w:t>
+      </w:r>
+      <w:proofErr w:type="spellStart"/>
+      <w:r>
+        <w:t>ShowcaseWebsite</w:t>
+      </w:r>
+      <w:proofErr w:type="spellEnd"/>
+      <w:r>
+        <w:t xml:space="preserve"> bestaat uit drie </w:t>
+      </w:r>
+      <w:proofErr w:type="spellStart"/>
+      <w:r>
+        <w:t>use</w:t>
+      </w:r>
+      <w:proofErr w:type="spellEnd"/>
+      <w:r>
+        <w:t xml:space="preserve"> case</w:t>
+      </w:r>
+      <w:r>
+        <w:t xml:space="preserve"> </w:t>
+      </w:r>
+      <w:r>
+        <w:t xml:space="preserve">blokken die samen de </w:t>
+      </w:r>
+      <w:r>
+        <w:t>opdracht</w:t>
+      </w:r>
+      <w:r>
+        <w:t xml:space="preserve"> vormen:</w:t>
+      </w:r>
+    </w:p>
+    <w:p>
+      <w:r>
+        <w:t>UC1</w:t>
+      </w:r>
+      <w:r>
+        <w:t>:</w:t>
+      </w:r>
+      <w:r>
+        <w:t xml:space="preserve"> Profielpagina: publieke pagina met informatie over de student, cv en presentatie-inhoud.</w:t>
+      </w:r>
+    </w:p>
+    <w:p>
+      <w:r>
+        <w:t>UC2</w:t>
+      </w:r>
+      <w:r>
+        <w:t>:</w:t>
+      </w:r>
+      <w:r>
+        <w:t xml:space="preserve"> Contactpagina: contactformulier met server-side verwerking en e-mailverzending.</w:t>
+      </w:r>
+    </w:p>
+    <w:p>
+      <w:r>
+        <w:t>UC3</w:t>
+      </w:r>
+      <w:r>
+        <w:t>:</w:t>
+      </w:r>
+      <w:r>
+        <w:t xml:space="preserve"> Chatsysteem: beveiligde omgeving met authenticatie, </w:t>
+      </w:r>
+      <w:proofErr w:type="spellStart"/>
+      <w:r>
+        <w:t>realtime</w:t>
+      </w:r>
+      <w:proofErr w:type="spellEnd"/>
+      <w:r>
+        <w:t xml:space="preserve"> chatfunctionaliteit en </w:t>
+      </w:r>
+      <w:proofErr w:type="spellStart"/>
+      <w:r>
+        <w:t>adminbeheer</w:t>
+      </w:r>
+      <w:proofErr w:type="spellEnd"/>
+      <w:r>
+        <w:t>.</w:t>
+      </w:r>
+    </w:p>
+    <w:p>
+      <w:r>
+        <w:t>UC3 bestaat functioneel uit drie subsystemen die samen één gebruikerservaring vormen:</w:t>
+      </w:r>
+    </w:p>
+    <w:p>
+      <w:pPr>
+        <w:rPr>
+          <w:lang w:val="en-US"/>
+        </w:rPr>
+      </w:pPr>
+      <w:proofErr w:type="spellStart"/>
+      <w:r>
+        <w:rPr>
+          <w:lang w:val="en-US"/>
+        </w:rPr>
+        <w:t>Authenticatiemodule</w:t>
+      </w:r>
+      <w:proofErr w:type="spellEnd"/>
+      <w:r>
+        <w:rPr>
+          <w:lang w:val="en-US"/>
+        </w:rPr>
+        <w:t xml:space="preserve"> </w:t>
+      </w:r>
+      <w:proofErr w:type="spellStart"/>
+      <w:r>
+        <w:rPr>
+          <w:lang w:val="en-US"/>
+        </w:rPr>
+        <w:t>registratie</w:t>
+      </w:r>
+      <w:proofErr w:type="spellEnd"/>
+      <w:r>
+        <w:rPr>
+          <w:lang w:val="en-US"/>
+        </w:rPr>
+        <w:t xml:space="preserve">, login, logout </w:t>
+      </w:r>
+      <w:proofErr w:type="spellStart"/>
+      <w:r>
+        <w:rPr>
+          <w:lang w:val="en-US"/>
+        </w:rPr>
+        <w:t>en</w:t>
+      </w:r>
+      <w:proofErr w:type="spellEnd"/>
+      <w:r>
+        <w:rPr>
+          <w:lang w:val="en-US"/>
+        </w:rPr>
+        <w:t xml:space="preserve"> two-factor authentication (2FA).</w:t>
+      </w:r>
+    </w:p>
+    <w:p>
+      <w:r>
+        <w:t xml:space="preserve">Chatmodule gedeelde chatruimte voor ingelogde gebruikers met </w:t>
+      </w:r>
+      <w:proofErr w:type="spellStart"/>
+      <w:r>
+        <w:t>realtime</w:t>
+      </w:r>
+      <w:proofErr w:type="spellEnd"/>
+      <w:r>
+        <w:t xml:space="preserve"> berichtenverkeer.</w:t>
+      </w:r>
+    </w:p>
+    <w:p>
+      <w:proofErr w:type="spellStart"/>
+      <w:r>
+        <w:t>Adminmodule</w:t>
+      </w:r>
+      <w:proofErr w:type="spellEnd"/>
+      <w:r>
+        <w:t xml:space="preserve"> beheerfunctionaliteit voor het bekijken en filteren van berichten.</w:t>
+      </w:r>
+    </w:p>
+    <w:p>
+      <w:pPr>
+        <w:pStyle w:val="Kop1"/>
         <w:numPr>
           <w:ilvl w:val="0"/>
           <w:numId w:val="0"/>
         </w:numPr>
         <w:ind w:left="432" w:hanging="432"/>
       </w:pPr>
-      <w:bookmarkStart w:id="1" w:name="_Toc175136861"/>
+      <w:r>
+        <w:t>3. Actoren</w:t>
+      </w:r>
+    </w:p>
+    <w:p>
+      <w:pPr>
+        <w:spacing w:after="120"/>
+        <w:rPr>
+          <w:iCs/>
+        </w:rPr>
+      </w:pPr>
+      <w:r>
+        <w:rPr>
+          <w:iCs/>
+        </w:rPr>
+        <w:t>Dit hoofdstuk benoemt de betrokken gebruikersrollen en hun functionele betekenis binnen het chatsysteem.</w:t>
+      </w:r>
+    </w:p>
+    <w:tbl>
+      <w:tblPr>
+        <w:tblStyle w:val="Rastertabel1licht"/>
+        <w:tblW w:w="0" w:type="auto"/>
+        <w:tblLook w:val="04A0" w:firstRow="1" w:lastRow="0" w:firstColumn="1" w:lastColumn="0" w:noHBand="0" w:noVBand="1"/>
+      </w:tblPr>
+      <w:tblGrid>
+        <w:gridCol w:w="4513"/>
+        <w:gridCol w:w="4549"/>
+      </w:tblGrid>
+      <w:tr>
+        <w:trPr>
+          <w:cnfStyle w:val="100000000000" w:firstRow="1" w:lastRow="0" w:firstColumn="0" w:lastColumn="0" w:oddVBand="0" w:evenVBand="0" w:oddHBand="0" w:evenHBand="0" w:firstRowFirstColumn="0" w:firstRowLastColumn="0" w:lastRowFirstColumn="0" w:lastRowLastColumn="0"/>
+        </w:trPr>
+        <w:tc>
+          <w:tcPr>
+            <w:cnfStyle w:val="001000000000" w:firstRow="0" w:lastRow="0" w:firstColumn="1" w:lastColumn="0" w:oddVBand="0" w:evenVBand="0" w:oddHBand="0" w:evenHBand="0" w:firstRowFirstColumn="0" w:firstRowLastColumn="0" w:lastRowFirstColumn="0" w:lastRowLastColumn="0"/>
+            <w:tcW w:w="4703" w:type="dxa"/>
+            <w:hideMark/>
+          </w:tcPr>
+          <w:p>
+            <w:r>
+              <w:t>Actor</w:t>
+            </w:r>
+          </w:p>
+        </w:tc>
+        <w:tc>
+          <w:tcPr>
+            <w:tcW w:w="4703" w:type="dxa"/>
+            <w:hideMark/>
+          </w:tcPr>
+          <w:p>
+            <w:pPr>
+              <w:cnfStyle w:val="100000000000" w:firstRow="1" w:lastRow="0" w:firstColumn="0" w:lastColumn="0" w:oddVBand="0" w:evenVBand="0" w:oddHBand="0" w:evenHBand="0" w:firstRowFirstColumn="0" w:firstRowLastColumn="0" w:lastRowFirstColumn="0" w:lastRowLastColumn="0"/>
+            </w:pPr>
+            <w:r>
+              <w:t>Omschrijving</w:t>
+            </w:r>
+          </w:p>
+        </w:tc>
+      </w:tr>
+      <w:tr>
+        <w:tc>
+          <w:tcPr>
+            <w:cnfStyle w:val="001000000000" w:firstRow="0" w:lastRow="0" w:firstColumn="1" w:lastColumn="0" w:oddVBand="0" w:evenVBand="0" w:oddHBand="0" w:evenHBand="0" w:firstRowFirstColumn="0" w:firstRowLastColumn="0" w:lastRowFirstColumn="0" w:lastRowLastColumn="0"/>
+            <w:tcW w:w="4703" w:type="dxa"/>
+            <w:hideMark/>
+          </w:tcPr>
+          <w:p>
+            <w:r>
+              <w:t>Bezoeker</w:t>
+            </w:r>
+          </w:p>
+        </w:tc>
+        <w:tc>
+          <w:tcPr>
+            <w:tcW w:w="4703" w:type="dxa"/>
+            <w:hideMark/>
+          </w:tcPr>
+          <w:p>
+            <w:pPr>
+              <w:cnfStyle w:val="000000000000" w:firstRow="0" w:lastRow="0" w:firstColumn="0" w:lastColumn="0" w:oddVBand="0" w:evenVBand="0" w:oddHBand="0" w:evenHBand="0" w:firstRowFirstColumn="0" w:firstRowLastColumn="0" w:lastRowFirstColumn="0" w:lastRowLastColumn="0"/>
+            </w:pPr>
+            <w:r>
+              <w:t>Niet</w:t>
+            </w:r>
+            <w:r>
+              <w:t xml:space="preserve"> </w:t>
+            </w:r>
+            <w:r>
+              <w:t>ingelogde gebruiker</w:t>
+            </w:r>
+            <w:r>
+              <w:t xml:space="preserve"> </w:t>
+            </w:r>
+            <w:r>
+              <w:t>kan alleen publieke pagina's bekijken en kan registreren of inloggen.</w:t>
+            </w:r>
+          </w:p>
+        </w:tc>
+      </w:tr>
+      <w:tr>
+        <w:tc>
+          <w:tcPr>
+            <w:cnfStyle w:val="001000000000" w:firstRow="0" w:lastRow="0" w:firstColumn="1" w:lastColumn="0" w:oddVBand="0" w:evenVBand="0" w:oddHBand="0" w:evenHBand="0" w:firstRowFirstColumn="0" w:firstRowLastColumn="0" w:lastRowFirstColumn="0" w:lastRowLastColumn="0"/>
+            <w:tcW w:w="4703" w:type="dxa"/>
+            <w:hideMark/>
+          </w:tcPr>
+          <w:p>
+            <w:r>
+              <w:t>User</w:t>
+            </w:r>
+          </w:p>
+        </w:tc>
+        <w:tc>
+          <w:tcPr>
+            <w:tcW w:w="4703" w:type="dxa"/>
+            <w:hideMark/>
+          </w:tcPr>
+          <w:p>
+            <w:pPr>
+              <w:cnfStyle w:val="000000000000" w:firstRow="0" w:lastRow="0" w:firstColumn="0" w:lastColumn="0" w:oddVBand="0" w:evenVBand="0" w:oddHBand="0" w:evenHBand="0" w:firstRowFirstColumn="0" w:firstRowLastColumn="0" w:lastRowFirstColumn="0" w:lastRowLastColumn="0"/>
+            </w:pPr>
+            <w:r>
+              <w:t>Geregistreerde en ingelogde gebruiker kan chatten, berichtenhistorie bekijken en 2FA beheren.</w:t>
+            </w:r>
+          </w:p>
+        </w:tc>
+      </w:tr>
+      <w:tr>
+        <w:tc>
+          <w:tcPr>
+            <w:cnfStyle w:val="001000000000" w:firstRow="0" w:lastRow="0" w:firstColumn="1" w:lastColumn="0" w:oddVBand="0" w:evenVBand="0" w:oddHBand="0" w:evenHBand="0" w:firstRowFirstColumn="0" w:firstRowLastColumn="0" w:lastRowFirstColumn="0" w:lastRowLastColumn="0"/>
+            <w:tcW w:w="4703" w:type="dxa"/>
+            <w:hideMark/>
+          </w:tcPr>
+          <w:p>
+            <w:proofErr w:type="spellStart"/>
+            <w:r>
+              <w:t>Admin</w:t>
+            </w:r>
+            <w:proofErr w:type="spellEnd"/>
+          </w:p>
+        </w:tc>
+        <w:tc>
+          <w:tcPr>
+            <w:tcW w:w="4703" w:type="dxa"/>
+            <w:hideMark/>
+          </w:tcPr>
+          <w:p>
+            <w:pPr>
+              <w:cnfStyle w:val="000000000000" w:firstRow="0" w:lastRow="0" w:firstColumn="0" w:lastColumn="0" w:oddVBand="0" w:evenVBand="0" w:oddHBand="0" w:evenHBand="0" w:firstRowFirstColumn="0" w:firstRowLastColumn="0" w:lastRowFirstColumn="0" w:lastRowLastColumn="0"/>
+            </w:pPr>
+            <w:r>
+              <w:t xml:space="preserve">Gebruiker met extra rechten kan ook chatten, maar heeft daarnaast toegang tot het </w:t>
+            </w:r>
+            <w:proofErr w:type="spellStart"/>
+            <w:r>
+              <w:t>admin</w:t>
+            </w:r>
+            <w:proofErr w:type="spellEnd"/>
+            <w:r>
+              <w:t xml:space="preserve"> </w:t>
+            </w:r>
+            <w:r>
+              <w:t>dashboard en filterfuncties.</w:t>
+            </w:r>
+          </w:p>
+        </w:tc>
+      </w:tr>
+      <w:tr>
+        <w:tc>
+          <w:tcPr>
+            <w:cnfStyle w:val="001000000000" w:firstRow="0" w:lastRow="0" w:firstColumn="1" w:lastColumn="0" w:oddVBand="0" w:evenVBand="0" w:oddHBand="0" w:evenHBand="0" w:firstRowFirstColumn="0" w:firstRowLastColumn="0" w:lastRowFirstColumn="0" w:lastRowLastColumn="0"/>
+            <w:tcW w:w="4703" w:type="dxa"/>
+            <w:hideMark/>
+          </w:tcPr>
+          <w:p>
+            <w:r>
+              <w:t>Systeem</w:t>
+            </w:r>
+          </w:p>
+        </w:tc>
+        <w:tc>
+          <w:tcPr>
+            <w:tcW w:w="4703" w:type="dxa"/>
+            <w:hideMark/>
+          </w:tcPr>
+          <w:p>
+            <w:pPr>
+              <w:cnfStyle w:val="000000000000" w:firstRow="0" w:lastRow="0" w:firstColumn="0" w:lastColumn="0" w:oddVBand="0" w:evenVBand="0" w:oddHBand="0" w:evenHBand="0" w:firstRowFirstColumn="0" w:firstRowLastColumn="0" w:lastRowFirstColumn="0" w:lastRowLastColumn="0"/>
+            </w:pPr>
+            <w:r>
+              <w:t xml:space="preserve">De applicatie zelf; voert automatische acties uit zoals validatie, sessiebeheer, </w:t>
+            </w:r>
+            <w:proofErr w:type="spellStart"/>
+            <w:r>
+              <w:t>seeding</w:t>
+            </w:r>
+            <w:proofErr w:type="spellEnd"/>
+            <w:r>
+              <w:t xml:space="preserve">, foutmeldingen en </w:t>
+            </w:r>
+            <w:proofErr w:type="spellStart"/>
+            <w:r>
+              <w:t>herverbinden</w:t>
+            </w:r>
+            <w:proofErr w:type="spellEnd"/>
+            <w:r>
+              <w:t>.</w:t>
+            </w:r>
+          </w:p>
+        </w:tc>
+      </w:tr>
+    </w:tbl>
+    <w:p/>
+    <w:p/>
+    <w:p>
+      <w:pPr>
+        <w:pStyle w:val="Kop1"/>
+      </w:pPr>
+      <w:proofErr w:type="spellStart"/>
       <w:r>
         <w:lastRenderedPageBreak/>
-        <w:t>Inleiding</w:t>
-      </w:r>
-      <w:bookmarkEnd w:id="1"/>
-    </w:p>
-    <w:p>
-      <w:r>
-        <w:t xml:space="preserve">Dit document bevat het functionele ontwerp en is gebaseerd op </w:t>
-      </w:r>
-      <w:r>
-        <w:t>de</w:t>
-      </w:r>
-      <w:r>
-        <w:t xml:space="preserve"> </w:t>
+        <w:t>Use</w:t>
+      </w:r>
+      <w:proofErr w:type="spellEnd"/>
+      <w:r>
+        <w:t xml:space="preserve"> case overzicht</w:t>
+      </w:r>
+    </w:p>
+    <w:p>
+      <w:pPr>
+        <w:spacing w:after="120"/>
+        <w:rPr>
+          <w:i/>
+        </w:rPr>
+      </w:pPr>
+      <w:r>
+        <w:rPr>
+          <w:iCs/>
+        </w:rPr>
+        <w:t xml:space="preserve">Dit hoofdstuk geeft in één oogopslag weer welke </w:t>
       </w:r>
       <w:proofErr w:type="spellStart"/>
       <w:r>
-        <w:t>requirement</w:t>
-      </w:r>
-      <w:r>
-        <w:t>sanalyse</w:t>
+        <w:rPr>
+          <w:iCs/>
+        </w:rPr>
+        <w:t>use</w:t>
       </w:r>
       <w:proofErr w:type="spellEnd"/>
       <w:r>
-        <w:t>.</w:t>
-      </w:r>
-    </w:p>
-    <w:p>
-      <w:pPr>
         <w:rPr>
-          <w:b/>
-          <w:bCs/>
+          <w:iCs/>
         </w:rPr>
-      </w:pPr>
+        <w:t xml:space="preserve"> cases binnen UC3 aanwezig zijn en welke actoren daarbij horen</w:t>
+      </w:r>
       <w:r>
         <w:rPr>
-          <w:b/>
-          <w:bCs/>
-        </w:rPr>
-        <w:t>Het productdoel van de</w:t>
-      </w:r>
-      <w:r>
-        <w:rPr>
-          <w:b/>
-          <w:bCs/>
-        </w:rPr>
-        <w:t xml:space="preserve"> applicatie is </w:t>
-      </w:r>
-      <w:r>
-        <w:rPr>
-          <w:b/>
-          <w:bCs/>
-        </w:rPr>
-        <w:t>het verbinden van een</w:t>
-      </w:r>
-      <w:r>
-        <w:rPr>
-          <w:b/>
-          <w:bCs/>
-        </w:rPr>
-        <w:t xml:space="preserve"> </w:t>
-      </w:r>
-      <w:r>
-        <w:rPr>
-          <w:b/>
-          <w:bCs/>
-        </w:rPr>
-        <w:t>geïnteresseerde</w:t>
-      </w:r>
-      <w:r>
-        <w:rPr>
-          <w:b/>
-          <w:bCs/>
-        </w:rPr>
-        <w:t xml:space="preserve"> en de </w:t>
-      </w:r>
-      <w:r>
-        <w:rPr>
-          <w:b/>
-          <w:bCs/>
-        </w:rPr>
-        <w:t>student-webde</w:t>
-      </w:r>
-      <w:r>
-        <w:rPr>
-          <w:b/>
-          <w:bCs/>
-        </w:rPr>
-        <w:t>veloper</w:t>
-      </w:r>
-      <w:r>
-        <w:rPr>
-          <w:b/>
-          <w:bCs/>
+          <w:i/>
         </w:rPr>
         <w:t>.</w:t>
       </w:r>
     </w:p>
-    <w:p>
-      <w:pPr>
+    <w:tbl>
+      <w:tblPr>
+        <w:tblStyle w:val="Tabelraster"/>
+        <w:tblW w:w="0" w:type="auto"/>
+        <w:jc w:val="center"/>
+        <w:tblLook w:val="04A0" w:firstRow="1" w:lastRow="0" w:firstColumn="1" w:lastColumn="0" w:noHBand="0" w:noVBand="1"/>
+      </w:tblPr>
+      <w:tblGrid>
+        <w:gridCol w:w="3034"/>
+        <w:gridCol w:w="2988"/>
+        <w:gridCol w:w="3040"/>
+      </w:tblGrid>
+      <w:tr>
+        <w:trPr>
+          <w:jc w:val="center"/>
+        </w:trPr>
+        <w:tc>
+          <w:tcPr>
+            <w:tcW w:w="3135" w:type="dxa"/>
+            <w:tcBorders>
+              <w:top w:val="single" w:sz="4" w:space="0" w:color="auto"/>
+              <w:left w:val="single" w:sz="4" w:space="0" w:color="auto"/>
+              <w:bottom w:val="single" w:sz="4" w:space="0" w:color="auto"/>
+              <w:right w:val="single" w:sz="4" w:space="0" w:color="auto"/>
+            </w:tcBorders>
+            <w:shd w:val="clear" w:color="auto" w:fill="D9EAF7"/>
+            <w:tcMar>
+              <w:top w:w="80" w:type="dxa"/>
+              <w:left w:w="80" w:type="dxa"/>
+              <w:bottom w:w="80" w:type="dxa"/>
+              <w:right w:w="80" w:type="dxa"/>
+            </w:tcMar>
+            <w:vAlign w:val="center"/>
+            <w:hideMark/>
+          </w:tcPr>
+          <w:p>
+            <w:r>
+              <w:t>Domein</w:t>
+            </w:r>
+          </w:p>
+        </w:tc>
+        <w:tc>
+          <w:tcPr>
+            <w:tcW w:w="3135" w:type="dxa"/>
+            <w:tcBorders>
+              <w:top w:val="single" w:sz="4" w:space="0" w:color="auto"/>
+              <w:left w:val="single" w:sz="4" w:space="0" w:color="auto"/>
+              <w:bottom w:val="single" w:sz="4" w:space="0" w:color="auto"/>
+              <w:right w:val="single" w:sz="4" w:space="0" w:color="auto"/>
+            </w:tcBorders>
+            <w:shd w:val="clear" w:color="auto" w:fill="D9EAF7"/>
+            <w:tcMar>
+              <w:top w:w="80" w:type="dxa"/>
+              <w:left w:w="80" w:type="dxa"/>
+              <w:bottom w:w="80" w:type="dxa"/>
+              <w:right w:w="80" w:type="dxa"/>
+            </w:tcMar>
+            <w:vAlign w:val="center"/>
+            <w:hideMark/>
+          </w:tcPr>
+          <w:p>
+            <w:proofErr w:type="spellStart"/>
+            <w:r>
+              <w:t>Use</w:t>
+            </w:r>
+            <w:proofErr w:type="spellEnd"/>
+            <w:r>
+              <w:t xml:space="preserve"> cases</w:t>
+            </w:r>
+          </w:p>
+        </w:tc>
+        <w:tc>
+          <w:tcPr>
+            <w:tcW w:w="3135" w:type="dxa"/>
+            <w:tcBorders>
+              <w:top w:val="single" w:sz="4" w:space="0" w:color="auto"/>
+              <w:left w:val="single" w:sz="4" w:space="0" w:color="auto"/>
+              <w:bottom w:val="single" w:sz="4" w:space="0" w:color="auto"/>
+              <w:right w:val="single" w:sz="4" w:space="0" w:color="auto"/>
+            </w:tcBorders>
+            <w:shd w:val="clear" w:color="auto" w:fill="D9EAF7"/>
+            <w:tcMar>
+              <w:top w:w="80" w:type="dxa"/>
+              <w:left w:w="80" w:type="dxa"/>
+              <w:bottom w:w="80" w:type="dxa"/>
+              <w:right w:w="80" w:type="dxa"/>
+            </w:tcMar>
+            <w:vAlign w:val="center"/>
+            <w:hideMark/>
+          </w:tcPr>
+          <w:p>
+            <w:r>
+              <w:t>Primair doel</w:t>
+            </w:r>
+          </w:p>
+        </w:tc>
+      </w:tr>
+      <w:tr>
+        <w:trPr>
+          <w:jc w:val="center"/>
+        </w:trPr>
+        <w:tc>
+          <w:tcPr>
+            <w:tcW w:w="3135" w:type="dxa"/>
+            <w:tcBorders>
+              <w:top w:val="single" w:sz="4" w:space="0" w:color="auto"/>
+              <w:left w:val="single" w:sz="4" w:space="0" w:color="auto"/>
+              <w:bottom w:val="single" w:sz="4" w:space="0" w:color="auto"/>
+              <w:right w:val="single" w:sz="4" w:space="0" w:color="auto"/>
+            </w:tcBorders>
+            <w:hideMark/>
+          </w:tcPr>
+          <w:p>
+            <w:r>
+              <w:t>Authenticatie</w:t>
+            </w:r>
+          </w:p>
+        </w:tc>
+        <w:tc>
+          <w:tcPr>
+            <w:tcW w:w="3135" w:type="dxa"/>
+            <w:tcBorders>
+              <w:top w:val="single" w:sz="4" w:space="0" w:color="auto"/>
+              <w:left w:val="single" w:sz="4" w:space="0" w:color="auto"/>
+              <w:bottom w:val="single" w:sz="4" w:space="0" w:color="auto"/>
+              <w:right w:val="single" w:sz="4" w:space="0" w:color="auto"/>
+            </w:tcBorders>
+            <w:hideMark/>
+          </w:tcPr>
+          <w:p>
+            <w:r>
+              <w:t>UC-A1 t/m UC-A5</w:t>
+            </w:r>
+          </w:p>
+        </w:tc>
+        <w:tc>
+          <w:tcPr>
+            <w:tcW w:w="3135" w:type="dxa"/>
+            <w:tcBorders>
+              <w:top w:val="single" w:sz="4" w:space="0" w:color="auto"/>
+              <w:left w:val="single" w:sz="4" w:space="0" w:color="auto"/>
+              <w:bottom w:val="single" w:sz="4" w:space="0" w:color="auto"/>
+              <w:right w:val="single" w:sz="4" w:space="0" w:color="auto"/>
+            </w:tcBorders>
+            <w:hideMark/>
+          </w:tcPr>
+          <w:p>
+            <w:r>
+              <w:t>Gebruikers veilig toegang geven tot de chatomgeving.</w:t>
+            </w:r>
+          </w:p>
+        </w:tc>
+      </w:tr>
+      <w:tr>
+        <w:trPr>
+          <w:jc w:val="center"/>
+        </w:trPr>
+        <w:tc>
+          <w:tcPr>
+            <w:tcW w:w="3135" w:type="dxa"/>
+            <w:tcBorders>
+              <w:top w:val="single" w:sz="4" w:space="0" w:color="auto"/>
+              <w:left w:val="single" w:sz="4" w:space="0" w:color="auto"/>
+              <w:bottom w:val="single" w:sz="4" w:space="0" w:color="auto"/>
+              <w:right w:val="single" w:sz="4" w:space="0" w:color="auto"/>
+            </w:tcBorders>
+            <w:hideMark/>
+          </w:tcPr>
+          <w:p>
+            <w:r>
+              <w:t>Chat</w:t>
+            </w:r>
+          </w:p>
+        </w:tc>
+        <w:tc>
+          <w:tcPr>
+            <w:tcW w:w="3135" w:type="dxa"/>
+            <w:tcBorders>
+              <w:top w:val="single" w:sz="4" w:space="0" w:color="auto"/>
+              <w:left w:val="single" w:sz="4" w:space="0" w:color="auto"/>
+              <w:bottom w:val="single" w:sz="4" w:space="0" w:color="auto"/>
+              <w:right w:val="single" w:sz="4" w:space="0" w:color="auto"/>
+            </w:tcBorders>
+            <w:hideMark/>
+          </w:tcPr>
+          <w:p>
+            <w:r>
+              <w:t>UC-C1 t/m UC-C3</w:t>
+            </w:r>
+          </w:p>
+        </w:tc>
+        <w:tc>
+          <w:tcPr>
+            <w:tcW w:w="3135" w:type="dxa"/>
+            <w:tcBorders>
+              <w:top w:val="single" w:sz="4" w:space="0" w:color="auto"/>
+              <w:left w:val="single" w:sz="4" w:space="0" w:color="auto"/>
+              <w:bottom w:val="single" w:sz="4" w:space="0" w:color="auto"/>
+              <w:right w:val="single" w:sz="4" w:space="0" w:color="auto"/>
+            </w:tcBorders>
+            <w:hideMark/>
+          </w:tcPr>
+          <w:p>
+            <w:r>
+              <w:t xml:space="preserve">Berichten </w:t>
+            </w:r>
+            <w:proofErr w:type="spellStart"/>
+            <w:r>
+              <w:t>realtime</w:t>
+            </w:r>
+            <w:proofErr w:type="spellEnd"/>
+            <w:r>
+              <w:t xml:space="preserve"> versturen, ontvangen en tonen.</w:t>
+            </w:r>
+          </w:p>
+        </w:tc>
+      </w:tr>
+      <w:tr>
+        <w:trPr>
+          <w:jc w:val="center"/>
+        </w:trPr>
+        <w:tc>
+          <w:tcPr>
+            <w:tcW w:w="3135" w:type="dxa"/>
+            <w:tcBorders>
+              <w:top w:val="single" w:sz="4" w:space="0" w:color="auto"/>
+              <w:left w:val="single" w:sz="4" w:space="0" w:color="auto"/>
+              <w:bottom w:val="single" w:sz="4" w:space="0" w:color="auto"/>
+              <w:right w:val="single" w:sz="4" w:space="0" w:color="auto"/>
+            </w:tcBorders>
+            <w:hideMark/>
+          </w:tcPr>
+          <w:p>
+            <w:proofErr w:type="spellStart"/>
+            <w:r>
+              <w:t>Admin</w:t>
+            </w:r>
+            <w:proofErr w:type="spellEnd"/>
+          </w:p>
+        </w:tc>
+        <w:tc>
+          <w:tcPr>
+            <w:tcW w:w="3135" w:type="dxa"/>
+            <w:tcBorders>
+              <w:top w:val="single" w:sz="4" w:space="0" w:color="auto"/>
+              <w:left w:val="single" w:sz="4" w:space="0" w:color="auto"/>
+              <w:bottom w:val="single" w:sz="4" w:space="0" w:color="auto"/>
+              <w:right w:val="single" w:sz="4" w:space="0" w:color="auto"/>
+            </w:tcBorders>
+            <w:hideMark/>
+          </w:tcPr>
+          <w:p>
+            <w:r>
+              <w:t>UC-D1 t/m UC-D2</w:t>
+            </w:r>
+          </w:p>
+        </w:tc>
+        <w:tc>
+          <w:tcPr>
+            <w:tcW w:w="3135" w:type="dxa"/>
+            <w:tcBorders>
+              <w:top w:val="single" w:sz="4" w:space="0" w:color="auto"/>
+              <w:left w:val="single" w:sz="4" w:space="0" w:color="auto"/>
+              <w:bottom w:val="single" w:sz="4" w:space="0" w:color="auto"/>
+              <w:right w:val="single" w:sz="4" w:space="0" w:color="auto"/>
+            </w:tcBorders>
+            <w:hideMark/>
+          </w:tcPr>
+          <w:p>
+            <w:r>
+              <w:t>Berichten centraal kunnen bekijken en filteren op gebruiker.</w:t>
+            </w:r>
+          </w:p>
+        </w:tc>
+      </w:tr>
+    </w:tbl>
+    <w:p>
+      <w:pPr>
+        <w:pStyle w:val="Kop1"/>
+      </w:pPr>
+      <w:proofErr w:type="spellStart"/>
+      <w:r>
+        <w:t>Use</w:t>
+      </w:r>
+      <w:proofErr w:type="spellEnd"/>
+      <w:r>
+        <w:t xml:space="preserve"> case-beschrijvingen</w:t>
+      </w:r>
+    </w:p>
+    <w:p>
+      <w:pPr>
+        <w:spacing w:after="120"/>
         <w:rPr>
-          <w:b/>
-          <w:bCs/>
+          <w:iCs/>
         </w:rPr>
       </w:pPr>
     </w:p>
-    <w:p>
-      <w:pPr>
-        <w:keepNext/>
-      </w:pPr>
-      <w:r>
-        <w:rPr>
-          <w:b/>
-          <w:bCs/>
-          <w:noProof/>
-        </w:rPr>
-        <w:drawing>
-          <wp:anchor distT="0" distB="0" distL="114300" distR="114300" simplePos="0" relativeHeight="251658240" behindDoc="0" locked="0" layoutInCell="1" allowOverlap="1" wp14:anchorId="682E3BF2" wp14:editId="02ECDC5F">
-            <wp:simplePos x="0" y="0"/>
-            <wp:positionH relativeFrom="column">
-              <wp:posOffset>1697990</wp:posOffset>
-            </wp:positionH>
-            <wp:positionV relativeFrom="paragraph">
-              <wp:posOffset>8890</wp:posOffset>
-            </wp:positionV>
-            <wp:extent cx="1397635" cy="1914525"/>
-            <wp:effectExtent l="0" t="0" r="0" b="9525"/>
-            <wp:wrapSquare wrapText="bothSides"/>
-            <wp:docPr id="1801330179" name="Afbeelding 1"/>
-            <wp:cNvGraphicFramePr>
-              <a:graphicFrameLocks xmlns:a="http://schemas.openxmlformats.org/drawingml/2006/main" noChangeAspect="1"/>
-            </wp:cNvGraphicFramePr>
-            <a:graphic xmlns:a="http://schemas.openxmlformats.org/drawingml/2006/main">
-              <a:graphicData uri="http://schemas.openxmlformats.org/drawingml/2006/picture">
-                <pic:pic xmlns:pic="http://schemas.openxmlformats.org/drawingml/2006/picture">
-                  <pic:nvPicPr>
-                    <pic:cNvPr id="1801330179" name="Afbeelding 1"/>
-                    <pic:cNvPicPr>
-                      <a:picLocks noChangeAspect="1" noChangeArrowheads="1"/>
-                    </pic:cNvPicPr>
-                  </pic:nvPicPr>
-                  <pic:blipFill>
-                    <a:blip r:embed="rId11">
-                      <a:extLst>
-                        <a:ext uri="{28A0092B-C50C-407E-A947-70E740481C1C}">
-                          <a14:useLocalDpi xmlns:a14="http://schemas.microsoft.com/office/drawing/2010/main" val="0"/>
-                        </a:ext>
-                      </a:extLst>
-                    </a:blip>
-                    <a:stretch>
-                      <a:fillRect/>
-                    </a:stretch>
-                  </pic:blipFill>
-                  <pic:spPr bwMode="auto">
-                    <a:xfrm>
-                      <a:off x="0" y="0"/>
-                      <a:ext cx="1397635" cy="1914525"/>
-                    </a:xfrm>
-                    <a:prstGeom prst="rect">
-                      <a:avLst/>
-                    </a:prstGeom>
-                    <a:noFill/>
-                    <a:ln>
-                      <a:noFill/>
-                    </a:ln>
-                  </pic:spPr>
-                </pic:pic>
-              </a:graphicData>
-            </a:graphic>
-            <wp14:sizeRelH relativeFrom="margin">
-              <wp14:pctWidth>0</wp14:pctWidth>
-            </wp14:sizeRelH>
-          </wp:anchor>
-        </w:drawing>
-      </w:r>
-    </w:p>
-    <w:p>
-      <w:pPr>
-        <w:pStyle w:val="Bijschrift"/>
-      </w:pPr>
-    </w:p>
-    <w:p>
-      <w:pPr>
-        <w:pStyle w:val="Bijschrift"/>
-      </w:pPr>
-    </w:p>
-    <w:p>
-      <w:pPr>
-        <w:pStyle w:val="Bijschrift"/>
-      </w:pPr>
-    </w:p>
-    <w:p>
-      <w:pPr>
-        <w:pStyle w:val="Bijschrift"/>
-      </w:pPr>
-    </w:p>
-    <w:p>
-      <w:pPr>
-        <w:pStyle w:val="Bijschrift"/>
-      </w:pPr>
-    </w:p>
-    <w:p>
-      <w:pPr>
-        <w:pStyle w:val="Bijschrift"/>
-      </w:pPr>
-    </w:p>
-    <w:p>
-      <w:pPr>
-        <w:pStyle w:val="Bijschrift"/>
-      </w:pPr>
-    </w:p>
-    <w:p>
-      <w:pPr>
-        <w:pStyle w:val="Bijschrift"/>
-        <w:ind w:left="1416" w:firstLine="708"/>
-      </w:pPr>
-      <w:r>
-        <w:t xml:space="preserve">Figuur </w:t>
-      </w:r>
-      <w:r>
-        <w:fldChar w:fldCharType="begin"/>
-      </w:r>
-      <w:r>
-        <w:instrText xml:space="preserve"> SEQ Figuur \* ARABIC </w:instrText>
-      </w:r>
-      <w:r>
-        <w:fldChar w:fldCharType="separate"/>
-      </w:r>
-      <w:r>
-        <w:rPr>
-          <w:noProof/>
-        </w:rPr>
-        <w:t>1</w:t>
-      </w:r>
-      <w:r>
-        <w:rPr>
-          <w:noProof/>
-        </w:rPr>
-        <w:fldChar w:fldCharType="end"/>
-      </w:r>
-      <w:r>
-        <w:t xml:space="preserve"> Decompositie van productdoel in subdoel</w:t>
-      </w:r>
-    </w:p>
     <w:p/>
     <w:p>
-      <w:r>
-        <w:t>Tijdens het ontwerpen zijn nieuwe requirements naar voren gekomen</w:t>
-      </w:r>
-      <w:r>
-        <w:t xml:space="preserve"> of bestaande requirements moesten worden aangescherpt</w:t>
-      </w:r>
-      <w:r>
-        <w:t xml:space="preserve">. Deze zijn </w:t>
-      </w:r>
-      <w:r>
-        <w:rPr>
-          <w:highlight w:val="yellow"/>
-        </w:rPr>
-        <w:t>gemarkeerd</w:t>
-      </w:r>
-      <w:r>
-        <w:t xml:space="preserve">, maar nog niet opgenomen in het </w:t>
-      </w:r>
-      <w:proofErr w:type="spellStart"/>
-      <w:r>
-        <w:t>requirement</w:t>
-      </w:r>
-      <w:proofErr w:type="spellEnd"/>
-      <w:r>
-        <w:t xml:space="preserve"> document</w:t>
-      </w:r>
-      <w:r>
-        <w:t>, om het verschil duidelijk te kunnen laten zien. Normaal gesproken wordt dit natuurlijk wel gedaan en ontvangen de stakeholders een nieuwe versie van de documenten.</w:t>
-      </w:r>
-      <w:r>
-        <w:t xml:space="preserve"> </w:t>
-      </w:r>
-    </w:p>
-    <w:p>
-      <w:r>
-        <w:t xml:space="preserve">In het volgende hoofdstuk is het domein vastgelegd en een </w:t>
-      </w:r>
-      <w:proofErr w:type="spellStart"/>
-      <w:r>
-        <w:t>usecase</w:t>
-      </w:r>
-      <w:proofErr w:type="spellEnd"/>
-      <w:r>
-        <w:t xml:space="preserve"> diagram. In hoofdstuk 2 is </w:t>
-      </w:r>
-      <w:r>
-        <w:t xml:space="preserve">een uitwerking van de </w:t>
-      </w:r>
-      <w:proofErr w:type="spellStart"/>
-      <w:r>
-        <w:t>use</w:t>
-      </w:r>
-      <w:proofErr w:type="spellEnd"/>
-      <w:r>
-        <w:t xml:space="preserve"> case</w:t>
-      </w:r>
-      <w:r>
-        <w:t xml:space="preserve"> gemaakt </w:t>
-      </w:r>
-      <w:r>
-        <w:t>met</w:t>
-      </w:r>
-      <w:r>
-        <w:t xml:space="preserve"> een </w:t>
-      </w:r>
-      <w:proofErr w:type="spellStart"/>
-      <w:r>
-        <w:t>wireframe</w:t>
-      </w:r>
-      <w:proofErr w:type="spellEnd"/>
-      <w:r>
-        <w:t xml:space="preserve"> aangevuld met aantekeningen</w:t>
-      </w:r>
-      <w:r>
-        <w:t>. Indien nodig zijn ondersteunende diagrammen toegevoegd.</w:t>
-      </w:r>
-      <w:r>
-        <w:t xml:space="preserve"> In </w:t>
-      </w:r>
-      <w:r>
-        <w:fldChar w:fldCharType="begin"/>
-      </w:r>
-      <w:r>
-        <w:instrText xml:space="preserve"> REF _Ref137023640 \h </w:instrText>
-      </w:r>
-      <w:r>
-        <w:fldChar w:fldCharType="separate"/>
-      </w:r>
-      <w:r>
-        <w:t>Bijlage 1 Aanpak Functioneel Ontwerp</w:t>
-      </w:r>
-      <w:r>
-        <w:fldChar w:fldCharType="end"/>
-      </w:r>
-      <w:r>
-        <w:t xml:space="preserve"> is de aanpak van dit ontwerp beschreven.</w:t>
-      </w:r>
-    </w:p>
-    <w:p>
-      <w:r>
-        <w:t xml:space="preserve">De bron bestanden, zoals de </w:t>
-      </w:r>
-      <w:proofErr w:type="spellStart"/>
-      <w:r>
-        <w:t>Figma</w:t>
-      </w:r>
-      <w:proofErr w:type="spellEnd"/>
-      <w:r>
-        <w:t xml:space="preserve"> bestanden van de </w:t>
-      </w:r>
-      <w:proofErr w:type="spellStart"/>
-      <w:r>
-        <w:t>wireframes</w:t>
-      </w:r>
-      <w:proofErr w:type="spellEnd"/>
-      <w:r>
-        <w:t xml:space="preserve">, zijn op </w:t>
-      </w:r>
-      <w:proofErr w:type="spellStart"/>
-      <w:r>
-        <w:t>Github</w:t>
-      </w:r>
-      <w:proofErr w:type="spellEnd"/>
-      <w:r>
-        <w:t xml:space="preserve"> beschikbaar.</w:t>
-      </w:r>
-      <w:r>
-        <w:t xml:space="preserve"> Heb je andere inzichten of voorkeuren, dan mag je het ontwerp aanpassen.</w:t>
-      </w:r>
-    </w:p>
-    <w:p>
-      <w:r>
-        <w:t xml:space="preserve">Succes met de </w:t>
-      </w:r>
-      <w:proofErr w:type="spellStart"/>
-      <w:r>
-        <w:t>u</w:t>
-      </w:r>
-      <w:r>
-        <w:t>se</w:t>
-      </w:r>
-      <w:proofErr w:type="spellEnd"/>
-      <w:r>
-        <w:t xml:space="preserve"> case</w:t>
-      </w:r>
-      <w:r>
-        <w:t>!</w:t>
-      </w:r>
-    </w:p>
-    <w:p>
-      <w:r>
-        <w:t>Team SE</w:t>
-      </w:r>
-    </w:p>
-    <w:p>
-      <w:r>
-        <w:br w:type="page"/>
-      </w:r>
-    </w:p>
-    <w:p>
       <w:pPr>
         <w:pStyle w:val="Kop1"/>
       </w:pPr>
-      <w:bookmarkStart w:id="2" w:name="_Toc175136862"/>
-      <w:r>
-        <w:lastRenderedPageBreak/>
+      <w:bookmarkStart w:id="4" w:name="stakeholders"/>
+      <w:bookmarkStart w:id="5" w:name="_Toc227762972"/>
+      <w:r>
+        <w:t>Stakeholders</w:t>
+      </w:r>
+      <w:bookmarkEnd w:id="5"/>
+    </w:p>
+    <w:tbl>
+      <w:tblPr>
+        <w:tblStyle w:val="Onopgemaaktetabel2"/>
+        <w:tblW w:w="5000" w:type="pct"/>
+        <w:tblLook w:val="0020" w:firstRow="1" w:lastRow="0" w:firstColumn="0" w:lastColumn="0" w:noHBand="0" w:noVBand="0"/>
+      </w:tblPr>
+      <w:tblGrid>
+        <w:gridCol w:w="2932"/>
+        <w:gridCol w:w="2908"/>
+        <w:gridCol w:w="3222"/>
+      </w:tblGrid>
+      <w:tr>
+        <w:trPr>
+          <w:cnfStyle w:val="100000000000" w:firstRow="1" w:lastRow="0" w:firstColumn="0" w:lastColumn="0" w:oddVBand="0" w:evenVBand="0" w:oddHBand="0" w:evenHBand="0" w:firstRowFirstColumn="0" w:firstRowLastColumn="0" w:lastRowFirstColumn="0" w:lastRowLastColumn="0"/>
+        </w:trPr>
+        <w:tc>
+          <w:tcPr>
+            <w:cnfStyle w:val="000010000000" w:firstRow="0" w:lastRow="0" w:firstColumn="0" w:lastColumn="0" w:oddVBand="1" w:evenVBand="0" w:oddHBand="0" w:evenHBand="0" w:firstRowFirstColumn="0" w:firstRowLastColumn="0" w:lastRowFirstColumn="0" w:lastRowLastColumn="0"/>
+            <w:tcW w:w="0" w:type="auto"/>
+          </w:tcPr>
+          <w:p>
+            <w:r>
+              <w:t>Stakeholder</w:t>
+            </w:r>
+          </w:p>
+        </w:tc>
+        <w:tc>
+          <w:tcPr>
+            <w:cnfStyle w:val="000001000000" w:firstRow="0" w:lastRow="0" w:firstColumn="0" w:lastColumn="0" w:oddVBand="0" w:evenVBand="1" w:oddHBand="0" w:evenHBand="0" w:firstRowFirstColumn="0" w:firstRowLastColumn="0" w:lastRowFirstColumn="0" w:lastRowLastColumn="0"/>
+            <w:tcW w:w="0" w:type="auto"/>
+          </w:tcPr>
+          <w:p>
+            <w:r>
+              <w:t>Rol</w:t>
+            </w:r>
+          </w:p>
+        </w:tc>
+        <w:tc>
+          <w:tcPr>
+            <w:cnfStyle w:val="000010000000" w:firstRow="0" w:lastRow="0" w:firstColumn="0" w:lastColumn="0" w:oddVBand="1" w:evenVBand="0" w:oddHBand="0" w:evenHBand="0" w:firstRowFirstColumn="0" w:firstRowLastColumn="0" w:lastRowFirstColumn="0" w:lastRowLastColumn="0"/>
+            <w:tcW w:w="0" w:type="auto"/>
+          </w:tcPr>
+          <w:p>
+            <w:r>
+              <w:t>Belang</w:t>
+            </w:r>
+          </w:p>
+        </w:tc>
+      </w:tr>
+      <w:tr>
+        <w:trPr>
+          <w:cnfStyle w:val="000000100000" w:firstRow="0" w:lastRow="0" w:firstColumn="0" w:lastColumn="0" w:oddVBand="0" w:evenVBand="0" w:oddHBand="1" w:evenHBand="0" w:firstRowFirstColumn="0" w:firstRowLastColumn="0" w:lastRowFirstColumn="0" w:lastRowLastColumn="0"/>
+        </w:trPr>
+        <w:tc>
+          <w:tcPr>
+            <w:cnfStyle w:val="000010000000" w:firstRow="0" w:lastRow="0" w:firstColumn="0" w:lastColumn="0" w:oddVBand="1" w:evenVBand="0" w:oddHBand="0" w:evenHBand="0" w:firstRowFirstColumn="0" w:firstRowLastColumn="0" w:lastRowFirstColumn="0" w:lastRowLastColumn="0"/>
+            <w:tcW w:w="0" w:type="auto"/>
+          </w:tcPr>
+          <w:p>
+            <w:r>
+              <w:t>Student (Hamza)</w:t>
+            </w:r>
+          </w:p>
+        </w:tc>
+        <w:tc>
+          <w:tcPr>
+            <w:cnfStyle w:val="000001000000" w:firstRow="0" w:lastRow="0" w:firstColumn="0" w:lastColumn="0" w:oddVBand="0" w:evenVBand="1" w:oddHBand="0" w:evenHBand="0" w:firstRowFirstColumn="0" w:firstRowLastColumn="0" w:lastRowFirstColumn="0" w:lastRowLastColumn="0"/>
+            <w:tcW w:w="0" w:type="auto"/>
+          </w:tcPr>
+          <w:p>
+            <w:r>
+              <w:t>Ontwikkelaar</w:t>
+            </w:r>
+          </w:p>
+        </w:tc>
+        <w:tc>
+          <w:tcPr>
+            <w:cnfStyle w:val="000010000000" w:firstRow="0" w:lastRow="0" w:firstColumn="0" w:lastColumn="0" w:oddVBand="1" w:evenVBand="0" w:oddHBand="0" w:evenHBand="0" w:firstRowFirstColumn="0" w:firstRowLastColumn="0" w:lastRowFirstColumn="0" w:lastRowLastColumn="0"/>
+            <w:tcW w:w="0" w:type="auto"/>
+          </w:tcPr>
+          <w:p>
+            <w:r>
+              <w:t>Code schrijven, leren, afstuderen</w:t>
+            </w:r>
+          </w:p>
+        </w:tc>
+      </w:tr>
+      <w:tr>
+        <w:tc>
+          <w:tcPr>
+            <w:cnfStyle w:val="000010000000" w:firstRow="0" w:lastRow="0" w:firstColumn="0" w:lastColumn="0" w:oddVBand="1" w:evenVBand="0" w:oddHBand="0" w:evenHBand="0" w:firstRowFirstColumn="0" w:firstRowLastColumn="0" w:lastRowFirstColumn="0" w:lastRowLastColumn="0"/>
+            <w:tcW w:w="0" w:type="auto"/>
+          </w:tcPr>
+          <w:p>
+            <w:r>
+              <w:t>Docenten / beoordelaars</w:t>
+            </w:r>
+          </w:p>
+        </w:tc>
+        <w:tc>
+          <w:tcPr>
+            <w:cnfStyle w:val="000001000000" w:firstRow="0" w:lastRow="0" w:firstColumn="0" w:lastColumn="0" w:oddVBand="0" w:evenVBand="1" w:oddHBand="0" w:evenHBand="0" w:firstRowFirstColumn="0" w:firstRowLastColumn="0" w:lastRowFirstColumn="0" w:lastRowLastColumn="0"/>
+            <w:tcW w:w="0" w:type="auto"/>
+          </w:tcPr>
+          <w:p>
+            <w:r>
+              <w:t>Opdrachtgever + beoordelaar</w:t>
+            </w:r>
+          </w:p>
+        </w:tc>
+        <w:tc>
+          <w:tcPr>
+            <w:cnfStyle w:val="000010000000" w:firstRow="0" w:lastRow="0" w:firstColumn="0" w:lastColumn="0" w:oddVBand="1" w:evenVBand="0" w:oddHBand="0" w:evenHBand="0" w:firstRowFirstColumn="0" w:firstRowLastColumn="0" w:lastRowFirstColumn="0" w:lastRowLastColumn="0"/>
+            <w:tcW w:w="0" w:type="auto"/>
+          </w:tcPr>
+          <w:p>
+            <w:r>
+              <w:t>Beoordeling conform rubric</w:t>
+            </w:r>
+          </w:p>
+        </w:tc>
+      </w:tr>
+      <w:tr>
+        <w:trPr>
+          <w:cnfStyle w:val="000000100000" w:firstRow="0" w:lastRow="0" w:firstColumn="0" w:lastColumn="0" w:oddVBand="0" w:evenVBand="0" w:oddHBand="1" w:evenHBand="0" w:firstRowFirstColumn="0" w:firstRowLastColumn="0" w:lastRowFirstColumn="0" w:lastRowLastColumn="0"/>
+        </w:trPr>
+        <w:tc>
+          <w:tcPr>
+            <w:cnfStyle w:val="000010000000" w:firstRow="0" w:lastRow="0" w:firstColumn="0" w:lastColumn="0" w:oddVBand="1" w:evenVBand="0" w:oddHBand="0" w:evenHBand="0" w:firstRowFirstColumn="0" w:firstRowLastColumn="0" w:lastRowFirstColumn="0" w:lastRowLastColumn="0"/>
+            <w:tcW w:w="0" w:type="auto"/>
+          </w:tcPr>
+          <w:p>
+            <w:r>
+              <w:t>Eindgebruiker (reguliere user)</w:t>
+            </w:r>
+          </w:p>
+        </w:tc>
+        <w:tc>
+          <w:tcPr>
+            <w:cnfStyle w:val="000001000000" w:firstRow="0" w:lastRow="0" w:firstColumn="0" w:lastColumn="0" w:oddVBand="0" w:evenVBand="1" w:oddHBand="0" w:evenHBand="0" w:firstRowFirstColumn="0" w:firstRowLastColumn="0" w:lastRowFirstColumn="0" w:lastRowLastColumn="0"/>
+            <w:tcW w:w="0" w:type="auto"/>
+          </w:tcPr>
+          <w:p>
+            <w:r>
+              <w:t>Gebruiker van de chatfunctie</w:t>
+            </w:r>
+          </w:p>
+        </w:tc>
+        <w:tc>
+          <w:tcPr>
+            <w:cnfStyle w:val="000010000000" w:firstRow="0" w:lastRow="0" w:firstColumn="0" w:lastColumn="0" w:oddVBand="1" w:evenVBand="0" w:oddHBand="0" w:evenHBand="0" w:firstRowFirstColumn="0" w:firstRowLastColumn="0" w:lastRowFirstColumn="0" w:lastRowLastColumn="0"/>
+            <w:tcW w:w="0" w:type="auto"/>
+          </w:tcPr>
+          <w:p>
+            <w:r>
+              <w:t>Berichten sturen en ontvangen</w:t>
+            </w:r>
+          </w:p>
+        </w:tc>
+      </w:tr>
+      <w:tr>
+        <w:tc>
+          <w:tcPr>
+            <w:cnfStyle w:val="000010000000" w:firstRow="0" w:lastRow="0" w:firstColumn="0" w:lastColumn="0" w:oddVBand="1" w:evenVBand="0" w:oddHBand="0" w:evenHBand="0" w:firstRowFirstColumn="0" w:firstRowLastColumn="0" w:lastRowFirstColumn="0" w:lastRowLastColumn="0"/>
+            <w:tcW w:w="0" w:type="auto"/>
+          </w:tcPr>
+          <w:p>
+            <w:r>
+              <w:t>Admin</w:t>
+            </w:r>
+          </w:p>
+        </w:tc>
+        <w:tc>
+          <w:tcPr>
+            <w:cnfStyle w:val="000001000000" w:firstRow="0" w:lastRow="0" w:firstColumn="0" w:lastColumn="0" w:oddVBand="0" w:evenVBand="1" w:oddHBand="0" w:evenHBand="0" w:firstRowFirstColumn="0" w:firstRowLastColumn="0" w:lastRowFirstColumn="0" w:lastRowLastColumn="0"/>
+            <w:tcW w:w="0" w:type="auto"/>
+          </w:tcPr>
+          <w:p>
+            <w:r>
+              <w:t>Beheerder van de applicatie</w:t>
+            </w:r>
+          </w:p>
+        </w:tc>
+        <w:tc>
+          <w:tcPr>
+            <w:cnfStyle w:val="000010000000" w:firstRow="0" w:lastRow="0" w:firstColumn="0" w:lastColumn="0" w:oddVBand="1" w:evenVBand="0" w:oddHBand="0" w:evenHBand="0" w:firstRowFirstColumn="0" w:firstRowLastColumn="0" w:lastRowFirstColumn="0" w:lastRowLastColumn="0"/>
+            <w:tcW w:w="0" w:type="auto"/>
+          </w:tcPr>
+          <w:p>
+            <w:r>
+              <w:t>Berichten inzien en beheren</w:t>
+            </w:r>
+          </w:p>
+        </w:tc>
+      </w:tr>
+    </w:tbl>
+    <w:p/>
+    <w:bookmarkEnd w:id="4"/>
+    <w:p>
+      <w:pPr>
+        <w:pStyle w:val="Kop1"/>
+      </w:pPr>
+      <w:r>
+        <w:t>Rollen en Rechten Matrix</w:t>
+      </w:r>
+    </w:p>
+    <w:tbl>
+      <w:tblPr>
+        <w:tblStyle w:val="Onopgemaaktetabel2"/>
+        <w:tblW w:w="0" w:type="auto"/>
+        <w:tblLook w:val="0020" w:firstRow="1" w:lastRow="0" w:firstColumn="0" w:lastColumn="0" w:noHBand="0" w:noVBand="0"/>
+      </w:tblPr>
+      <w:tblGrid>
+        <w:gridCol w:w="3022"/>
+        <w:gridCol w:w="1998"/>
+        <w:gridCol w:w="1601"/>
+        <w:gridCol w:w="819"/>
+      </w:tblGrid>
+      <w:tr>
+        <w:trPr>
+          <w:cnfStyle w:val="100000000000" w:firstRow="1" w:lastRow="0" w:firstColumn="0" w:lastColumn="0" w:oddVBand="0" w:evenVBand="0" w:oddHBand="0" w:evenHBand="0" w:firstRowFirstColumn="0" w:firstRowLastColumn="0" w:lastRowFirstColumn="0" w:lastRowLastColumn="0"/>
+        </w:trPr>
+        <w:tc>
+          <w:tcPr>
+            <w:cnfStyle w:val="000010000000" w:firstRow="0" w:lastRow="0" w:firstColumn="0" w:lastColumn="0" w:oddVBand="1" w:evenVBand="0" w:oddHBand="0" w:evenHBand="0" w:firstRowFirstColumn="0" w:firstRowLastColumn="0" w:lastRowFirstColumn="0" w:lastRowLastColumn="0"/>
+            <w:tcW w:w="0" w:type="auto"/>
+          </w:tcPr>
+          <w:p>
+            <w:r>
+              <w:t>Functie</w:t>
+            </w:r>
+          </w:p>
+        </w:tc>
+        <w:tc>
+          <w:tcPr>
+            <w:cnfStyle w:val="000001000000" w:firstRow="0" w:lastRow="0" w:firstColumn="0" w:lastColumn="0" w:oddVBand="0" w:evenVBand="1" w:oddHBand="0" w:evenHBand="0" w:firstRowFirstColumn="0" w:firstRowLastColumn="0" w:lastRowFirstColumn="0" w:lastRowLastColumn="0"/>
+            <w:tcW w:w="0" w:type="auto"/>
+          </w:tcPr>
+          <w:p>
+            <w:r>
+              <w:t>Gast (niet ingelogd)</w:t>
+            </w:r>
+          </w:p>
+        </w:tc>
+        <w:tc>
+          <w:tcPr>
+            <w:cnfStyle w:val="000010000000" w:firstRow="0" w:lastRow="0" w:firstColumn="0" w:lastColumn="0" w:oddVBand="1" w:evenVBand="0" w:oddHBand="0" w:evenHBand="0" w:firstRowFirstColumn="0" w:firstRowLastColumn="0" w:lastRowFirstColumn="0" w:lastRowLastColumn="0"/>
+            <w:tcW w:w="0" w:type="auto"/>
+          </w:tcPr>
+          <w:p>
+            <w:r>
+              <w:t>User (ingelogd)</w:t>
+            </w:r>
+          </w:p>
+        </w:tc>
+        <w:tc>
+          <w:tcPr>
+            <w:cnfStyle w:val="000001000000" w:firstRow="0" w:lastRow="0" w:firstColumn="0" w:lastColumn="0" w:oddVBand="0" w:evenVBand="1" w:oddHBand="0" w:evenHBand="0" w:firstRowFirstColumn="0" w:firstRowLastColumn="0" w:lastRowFirstColumn="0" w:lastRowLastColumn="0"/>
+            <w:tcW w:w="0" w:type="auto"/>
+          </w:tcPr>
+          <w:p>
+            <w:r>
+              <w:t>Admin</w:t>
+            </w:r>
+          </w:p>
+        </w:tc>
+      </w:tr>
+      <w:tr>
+        <w:trPr>
+          <w:cnfStyle w:val="000000100000" w:firstRow="0" w:lastRow="0" w:firstColumn="0" w:lastColumn="0" w:oddVBand="0" w:evenVBand="0" w:oddHBand="1" w:evenHBand="0" w:firstRowFirstColumn="0" w:firstRowLastColumn="0" w:lastRowFirstColumn="0" w:lastRowLastColumn="0"/>
+        </w:trPr>
+        <w:tc>
+          <w:tcPr>
+            <w:cnfStyle w:val="000010000000" w:firstRow="0" w:lastRow="0" w:firstColumn="0" w:lastColumn="0" w:oddVBand="1" w:evenVBand="0" w:oddHBand="0" w:evenHBand="0" w:firstRowFirstColumn="0" w:firstRowLastColumn="0" w:lastRowFirstColumn="0" w:lastRowLastColumn="0"/>
+            <w:tcW w:w="0" w:type="auto"/>
+          </w:tcPr>
+          <w:p>
+            <w:r>
+              <w:t>Startpagina bekijken</w:t>
+            </w:r>
+          </w:p>
+        </w:tc>
+        <w:tc>
+          <w:tcPr>
+            <w:cnfStyle w:val="000001000000" w:firstRow="0" w:lastRow="0" w:firstColumn="0" w:lastColumn="0" w:oddVBand="0" w:evenVBand="1" w:oddHBand="0" w:evenHBand="0" w:firstRowFirstColumn="0" w:firstRowLastColumn="0" w:lastRowFirstColumn="0" w:lastRowLastColumn="0"/>
+            <w:tcW w:w="0" w:type="auto"/>
+          </w:tcPr>
+          <w:p>
+            <w:r>
+              <w:t>V</w:t>
+            </w:r>
+          </w:p>
+        </w:tc>
+        <w:tc>
+          <w:tcPr>
+            <w:cnfStyle w:val="000010000000" w:firstRow="0" w:lastRow="0" w:firstColumn="0" w:lastColumn="0" w:oddVBand="1" w:evenVBand="0" w:oddHBand="0" w:evenHBand="0" w:firstRowFirstColumn="0" w:firstRowLastColumn="0" w:lastRowFirstColumn="0" w:lastRowLastColumn="0"/>
+            <w:tcW w:w="0" w:type="auto"/>
+          </w:tcPr>
+          <w:p>
+            <w:r>
+              <w:t>V</w:t>
+            </w:r>
+          </w:p>
+        </w:tc>
+        <w:tc>
+          <w:tcPr>
+            <w:cnfStyle w:val="000001000000" w:firstRow="0" w:lastRow="0" w:firstColumn="0" w:lastColumn="0" w:oddVBand="0" w:evenVBand="1" w:oddHBand="0" w:evenHBand="0" w:firstRowFirstColumn="0" w:firstRowLastColumn="0" w:lastRowFirstColumn="0" w:lastRowLastColumn="0"/>
+            <w:tcW w:w="0" w:type="auto"/>
+          </w:tcPr>
+          <w:p>
+            <w:r>
+              <w:t>V</w:t>
+            </w:r>
+          </w:p>
+        </w:tc>
+      </w:tr>
+      <w:tr>
+        <w:tc>
+          <w:tcPr>
+            <w:cnfStyle w:val="000010000000" w:firstRow="0" w:lastRow="0" w:firstColumn="0" w:lastColumn="0" w:oddVBand="1" w:evenVBand="0" w:oddHBand="0" w:evenHBand="0" w:firstRowFirstColumn="0" w:firstRowLastColumn="0" w:lastRowFirstColumn="0" w:lastRowLastColumn="0"/>
+            <w:tcW w:w="0" w:type="auto"/>
+          </w:tcPr>
+          <w:p>
+            <w:r>
+              <w:t>Registreren</w:t>
+            </w:r>
+          </w:p>
+        </w:tc>
+        <w:tc>
+          <w:tcPr>
+            <w:cnfStyle w:val="000001000000" w:firstRow="0" w:lastRow="0" w:firstColumn="0" w:lastColumn="0" w:oddVBand="0" w:evenVBand="1" w:oddHBand="0" w:evenHBand="0" w:firstRowFirstColumn="0" w:firstRowLastColumn="0" w:lastRowFirstColumn="0" w:lastRowLastColumn="0"/>
+            <w:tcW w:w="0" w:type="auto"/>
+          </w:tcPr>
+          <w:p>
+            <w:r>
+              <w:t>V</w:t>
+            </w:r>
+          </w:p>
+        </w:tc>
+        <w:tc>
+          <w:tcPr>
+            <w:cnfStyle w:val="000010000000" w:firstRow="0" w:lastRow="0" w:firstColumn="0" w:lastColumn="0" w:oddVBand="1" w:evenVBand="0" w:oddHBand="0" w:evenHBand="0" w:firstRowFirstColumn="0" w:firstRowLastColumn="0" w:lastRowFirstColumn="0" w:lastRowLastColumn="0"/>
+            <w:tcW w:w="0" w:type="auto"/>
+          </w:tcPr>
+          <w:p>
+            <w:r>
+              <w:t>X</w:t>
+            </w:r>
+          </w:p>
+        </w:tc>
+        <w:tc>
+          <w:tcPr>
+            <w:cnfStyle w:val="000001000000" w:firstRow="0" w:lastRow="0" w:firstColumn="0" w:lastColumn="0" w:oddVBand="0" w:evenVBand="1" w:oddHBand="0" w:evenHBand="0" w:firstRowFirstColumn="0" w:firstRowLastColumn="0" w:lastRowFirstColumn="0" w:lastRowLastColumn="0"/>
+            <w:tcW w:w="0" w:type="auto"/>
+          </w:tcPr>
+          <w:p>
+            <w:r>
+              <w:t>X</w:t>
+            </w:r>
+          </w:p>
+        </w:tc>
+      </w:tr>
+      <w:tr>
+        <w:trPr>
+          <w:cnfStyle w:val="000000100000" w:firstRow="0" w:lastRow="0" w:firstColumn="0" w:lastColumn="0" w:oddVBand="0" w:evenVBand="0" w:oddHBand="1" w:evenHBand="0" w:firstRowFirstColumn="0" w:firstRowLastColumn="0" w:lastRowFirstColumn="0" w:lastRowLastColumn="0"/>
+        </w:trPr>
+        <w:tc>
+          <w:tcPr>
+            <w:cnfStyle w:val="000010000000" w:firstRow="0" w:lastRow="0" w:firstColumn="0" w:lastColumn="0" w:oddVBand="1" w:evenVBand="0" w:oddHBand="0" w:evenHBand="0" w:firstRowFirstColumn="0" w:firstRowLastColumn="0" w:lastRowFirstColumn="0" w:lastRowLastColumn="0"/>
+            <w:tcW w:w="0" w:type="auto"/>
+          </w:tcPr>
+          <w:p>
+            <w:r>
+              <w:t>Inloggen</w:t>
+            </w:r>
+          </w:p>
+        </w:tc>
+        <w:tc>
+          <w:tcPr>
+            <w:cnfStyle w:val="000001000000" w:firstRow="0" w:lastRow="0" w:firstColumn="0" w:lastColumn="0" w:oddVBand="0" w:evenVBand="1" w:oddHBand="0" w:evenHBand="0" w:firstRowFirstColumn="0" w:firstRowLastColumn="0" w:lastRowFirstColumn="0" w:lastRowLastColumn="0"/>
+            <w:tcW w:w="0" w:type="auto"/>
+          </w:tcPr>
+          <w:p>
+            <w:r>
+              <w:t>V</w:t>
+            </w:r>
+          </w:p>
+        </w:tc>
+        <w:tc>
+          <w:tcPr>
+            <w:cnfStyle w:val="000010000000" w:firstRow="0" w:lastRow="0" w:firstColumn="0" w:lastColumn="0" w:oddVBand="1" w:evenVBand="0" w:oddHBand="0" w:evenHBand="0" w:firstRowFirstColumn="0" w:firstRowLastColumn="0" w:lastRowFirstColumn="0" w:lastRowLastColumn="0"/>
+            <w:tcW w:w="0" w:type="auto"/>
+          </w:tcPr>
+          <w:p>
+            <w:r>
+              <w:t>X</w:t>
+            </w:r>
+          </w:p>
+        </w:tc>
+        <w:tc>
+          <w:tcPr>
+            <w:cnfStyle w:val="000001000000" w:firstRow="0" w:lastRow="0" w:firstColumn="0" w:lastColumn="0" w:oddVBand="0" w:evenVBand="1" w:oddHBand="0" w:evenHBand="0" w:firstRowFirstColumn="0" w:firstRowLastColumn="0" w:lastRowFirstColumn="0" w:lastRowLastColumn="0"/>
+            <w:tcW w:w="0" w:type="auto"/>
+          </w:tcPr>
+          <w:p>
+            <w:r>
+              <w:t>X</w:t>
+            </w:r>
+          </w:p>
+        </w:tc>
+      </w:tr>
+      <w:tr>
+        <w:tc>
+          <w:tcPr>
+            <w:cnfStyle w:val="000010000000" w:firstRow="0" w:lastRow="0" w:firstColumn="0" w:lastColumn="0" w:oddVBand="1" w:evenVBand="0" w:oddHBand="0" w:evenHBand="0" w:firstRowFirstColumn="0" w:firstRowLastColumn="0" w:lastRowFirstColumn="0" w:lastRowLastColumn="0"/>
+            <w:tcW w:w="0" w:type="auto"/>
+          </w:tcPr>
+          <w:p>
+            <w:r>
+              <w:t>Chat bekijken</w:t>
+            </w:r>
+          </w:p>
+        </w:tc>
+        <w:tc>
+          <w:tcPr>
+            <w:cnfStyle w:val="000001000000" w:firstRow="0" w:lastRow="0" w:firstColumn="0" w:lastColumn="0" w:oddVBand="0" w:evenVBand="1" w:oddHBand="0" w:evenHBand="0" w:firstRowFirstColumn="0" w:firstRowLastColumn="0" w:lastRowFirstColumn="0" w:lastRowLastColumn="0"/>
+            <w:tcW w:w="0" w:type="auto"/>
+          </w:tcPr>
+          <w:p>
+            <w:r>
+              <w:t>X</w:t>
+            </w:r>
+          </w:p>
+        </w:tc>
+        <w:tc>
+          <w:tcPr>
+            <w:cnfStyle w:val="000010000000" w:firstRow="0" w:lastRow="0" w:firstColumn="0" w:lastColumn="0" w:oddVBand="1" w:evenVBand="0" w:oddHBand="0" w:evenHBand="0" w:firstRowFirstColumn="0" w:firstRowLastColumn="0" w:lastRowFirstColumn="0" w:lastRowLastColumn="0"/>
+            <w:tcW w:w="0" w:type="auto"/>
+          </w:tcPr>
+          <w:p>
+            <w:r>
+              <w:t>V</w:t>
+            </w:r>
+          </w:p>
+        </w:tc>
+        <w:tc>
+          <w:tcPr>
+            <w:cnfStyle w:val="000001000000" w:firstRow="0" w:lastRow="0" w:firstColumn="0" w:lastColumn="0" w:oddVBand="0" w:evenVBand="1" w:oddHBand="0" w:evenHBand="0" w:firstRowFirstColumn="0" w:firstRowLastColumn="0" w:lastRowFirstColumn="0" w:lastRowLastColumn="0"/>
+            <w:tcW w:w="0" w:type="auto"/>
+          </w:tcPr>
+          <w:p>
+            <w:r>
+              <w:t>V</w:t>
+            </w:r>
+          </w:p>
+        </w:tc>
+      </w:tr>
+      <w:tr>
+        <w:trPr>
+          <w:cnfStyle w:val="000000100000" w:firstRow="0" w:lastRow="0" w:firstColumn="0" w:lastColumn="0" w:oddVBand="0" w:evenVBand="0" w:oddHBand="1" w:evenHBand="0" w:firstRowFirstColumn="0" w:firstRowLastColumn="0" w:lastRowFirstColumn="0" w:lastRowLastColumn="0"/>
+        </w:trPr>
+        <w:tc>
+          <w:tcPr>
+            <w:cnfStyle w:val="000010000000" w:firstRow="0" w:lastRow="0" w:firstColumn="0" w:lastColumn="0" w:oddVBand="1" w:evenVBand="0" w:oddHBand="0" w:evenHBand="0" w:firstRowFirstColumn="0" w:firstRowLastColumn="0" w:lastRowFirstColumn="0" w:lastRowLastColumn="0"/>
+            <w:tcW w:w="0" w:type="auto"/>
+          </w:tcPr>
+          <w:p>
+            <w:r>
+              <w:t>Chatbericht sturen</w:t>
+            </w:r>
+          </w:p>
+        </w:tc>
+        <w:tc>
+          <w:tcPr>
+            <w:cnfStyle w:val="000001000000" w:firstRow="0" w:lastRow="0" w:firstColumn="0" w:lastColumn="0" w:oddVBand="0" w:evenVBand="1" w:oddHBand="0" w:evenHBand="0" w:firstRowFirstColumn="0" w:firstRowLastColumn="0" w:lastRowFirstColumn="0" w:lastRowLastColumn="0"/>
+            <w:tcW w:w="0" w:type="auto"/>
+          </w:tcPr>
+          <w:p>
+            <w:r>
+              <w:t>X</w:t>
+            </w:r>
+          </w:p>
+        </w:tc>
+        <w:tc>
+          <w:tcPr>
+            <w:cnfStyle w:val="000010000000" w:firstRow="0" w:lastRow="0" w:firstColumn="0" w:lastColumn="0" w:oddVBand="1" w:evenVBand="0" w:oddHBand="0" w:evenHBand="0" w:firstRowFirstColumn="0" w:firstRowLastColumn="0" w:lastRowFirstColumn="0" w:lastRowLastColumn="0"/>
+            <w:tcW w:w="0" w:type="auto"/>
+          </w:tcPr>
+          <w:p>
+            <w:r>
+              <w:t>V</w:t>
+            </w:r>
+          </w:p>
+        </w:tc>
+        <w:tc>
+          <w:tcPr>
+            <w:cnfStyle w:val="000001000000" w:firstRow="0" w:lastRow="0" w:firstColumn="0" w:lastColumn="0" w:oddVBand="0" w:evenVBand="1" w:oddHBand="0" w:evenHBand="0" w:firstRowFirstColumn="0" w:firstRowLastColumn="0" w:lastRowFirstColumn="0" w:lastRowLastColumn="0"/>
+            <w:tcW w:w="0" w:type="auto"/>
+          </w:tcPr>
+          <w:p>
+            <w:r>
+              <w:t>V</w:t>
+            </w:r>
+          </w:p>
+        </w:tc>
+      </w:tr>
+      <w:tr>
+        <w:tc>
+          <w:tcPr>
+            <w:cnfStyle w:val="000010000000" w:firstRow="0" w:lastRow="0" w:firstColumn="0" w:lastColumn="0" w:oddVBand="1" w:evenVBand="0" w:oddHBand="0" w:evenHBand="0" w:firstRowFirstColumn="0" w:firstRowLastColumn="0" w:lastRowFirstColumn="0" w:lastRowLastColumn="0"/>
+            <w:tcW w:w="0" w:type="auto"/>
+          </w:tcPr>
+          <w:p>
+            <w:r>
+              <w:t>2FA activeren</w:t>
+            </w:r>
+          </w:p>
+        </w:tc>
+        <w:tc>
+          <w:tcPr>
+            <w:cnfStyle w:val="000001000000" w:firstRow="0" w:lastRow="0" w:firstColumn="0" w:lastColumn="0" w:oddVBand="0" w:evenVBand="1" w:oddHBand="0" w:evenHBand="0" w:firstRowFirstColumn="0" w:firstRowLastColumn="0" w:lastRowFirstColumn="0" w:lastRowLastColumn="0"/>
+            <w:tcW w:w="0" w:type="auto"/>
+          </w:tcPr>
+          <w:p>
+            <w:r>
+              <w:t>X</w:t>
+            </w:r>
+          </w:p>
+        </w:tc>
+        <w:tc>
+          <w:tcPr>
+            <w:cnfStyle w:val="000010000000" w:firstRow="0" w:lastRow="0" w:firstColumn="0" w:lastColumn="0" w:oddVBand="1" w:evenVBand="0" w:oddHBand="0" w:evenHBand="0" w:firstRowFirstColumn="0" w:firstRowLastColumn="0" w:lastRowFirstColumn="0" w:lastRowLastColumn="0"/>
+            <w:tcW w:w="0" w:type="auto"/>
+          </w:tcPr>
+          <w:p>
+            <w:r>
+              <w:t>V</w:t>
+            </w:r>
+          </w:p>
+        </w:tc>
+        <w:tc>
+          <w:tcPr>
+            <w:cnfStyle w:val="000001000000" w:firstRow="0" w:lastRow="0" w:firstColumn="0" w:lastColumn="0" w:oddVBand="0" w:evenVBand="1" w:oddHBand="0" w:evenHBand="0" w:firstRowFirstColumn="0" w:firstRowLastColumn="0" w:lastRowFirstColumn="0" w:lastRowLastColumn="0"/>
+            <w:tcW w:w="0" w:type="auto"/>
+          </w:tcPr>
+          <w:p>
+            <w:r>
+              <w:t>V</w:t>
+            </w:r>
+          </w:p>
+        </w:tc>
+      </w:tr>
+      <w:tr>
+        <w:trPr>
+          <w:cnfStyle w:val="000000100000" w:firstRow="0" w:lastRow="0" w:firstColumn="0" w:lastColumn="0" w:oddVBand="0" w:evenVBand="0" w:oddHBand="1" w:evenHBand="0" w:firstRowFirstColumn="0" w:firstRowLastColumn="0" w:lastRowFirstColumn="0" w:lastRowLastColumn="0"/>
+        </w:trPr>
+        <w:tc>
+          <w:tcPr>
+            <w:cnfStyle w:val="000010000000" w:firstRow="0" w:lastRow="0" w:firstColumn="0" w:lastColumn="0" w:oddVBand="1" w:evenVBand="0" w:oddHBand="0" w:evenHBand="0" w:firstRowFirstColumn="0" w:firstRowLastColumn="0" w:lastRowFirstColumn="0" w:lastRowLastColumn="0"/>
+            <w:tcW w:w="0" w:type="auto"/>
+          </w:tcPr>
+          <w:p>
+            <w:r>
+              <w:t>Admin-dashboard</w:t>
+            </w:r>
+          </w:p>
+        </w:tc>
+        <w:tc>
+          <w:tcPr>
+            <w:cnfStyle w:val="000001000000" w:firstRow="0" w:lastRow="0" w:firstColumn="0" w:lastColumn="0" w:oddVBand="0" w:evenVBand="1" w:oddHBand="0" w:evenHBand="0" w:firstRowFirstColumn="0" w:firstRowLastColumn="0" w:lastRowFirstColumn="0" w:lastRowLastColumn="0"/>
+            <w:tcW w:w="0" w:type="auto"/>
+          </w:tcPr>
+          <w:p>
+            <w:r>
+              <w:t>X</w:t>
+            </w:r>
+          </w:p>
+        </w:tc>
+        <w:tc>
+          <w:tcPr>
+            <w:cnfStyle w:val="000010000000" w:firstRow="0" w:lastRow="0" w:firstColumn="0" w:lastColumn="0" w:oddVBand="1" w:evenVBand="0" w:oddHBand="0" w:evenHBand="0" w:firstRowFirstColumn="0" w:firstRowLastColumn="0" w:lastRowFirstColumn="0" w:lastRowLastColumn="0"/>
+            <w:tcW w:w="0" w:type="auto"/>
+          </w:tcPr>
+          <w:p>
+            <w:r>
+              <w:t>X</w:t>
+            </w:r>
+          </w:p>
+        </w:tc>
+        <w:tc>
+          <w:tcPr>
+            <w:cnfStyle w:val="000001000000" w:firstRow="0" w:lastRow="0" w:firstColumn="0" w:lastColumn="0" w:oddVBand="0" w:evenVBand="1" w:oddHBand="0" w:evenHBand="0" w:firstRowFirstColumn="0" w:firstRowLastColumn="0" w:lastRowFirstColumn="0" w:lastRowLastColumn="0"/>
+            <w:tcW w:w="0" w:type="auto"/>
+          </w:tcPr>
+          <w:p>
+            <w:r>
+              <w:t>V</w:t>
+            </w:r>
+          </w:p>
+        </w:tc>
+      </w:tr>
+      <w:tr>
+        <w:tc>
+          <w:tcPr>
+            <w:cnfStyle w:val="000010000000" w:firstRow="0" w:lastRow="0" w:firstColumn="0" w:lastColumn="0" w:oddVBand="1" w:evenVBand="0" w:oddHBand="0" w:evenHBand="0" w:firstRowFirstColumn="0" w:firstRowLastColumn="0" w:lastRowFirstColumn="0" w:lastRowLastColumn="0"/>
+            <w:tcW w:w="0" w:type="auto"/>
+          </w:tcPr>
+          <w:p>
+            <w:r>
+              <w:t>Berichten filteren per gebruiker</w:t>
+            </w:r>
+          </w:p>
+        </w:tc>
+        <w:tc>
+          <w:tcPr>
+            <w:cnfStyle w:val="000001000000" w:firstRow="0" w:lastRow="0" w:firstColumn="0" w:lastColumn="0" w:oddVBand="0" w:evenVBand="1" w:oddHBand="0" w:evenHBand="0" w:firstRowFirstColumn="0" w:firstRowLastColumn="0" w:lastRowFirstColumn="0" w:lastRowLastColumn="0"/>
+            <w:tcW w:w="0" w:type="auto"/>
+          </w:tcPr>
+          <w:p>
+            <w:r>
+              <w:t>X</w:t>
+            </w:r>
+          </w:p>
+        </w:tc>
+        <w:tc>
+          <w:tcPr>
+            <w:cnfStyle w:val="000010000000" w:firstRow="0" w:lastRow="0" w:firstColumn="0" w:lastColumn="0" w:oddVBand="1" w:evenVBand="0" w:oddHBand="0" w:evenHBand="0" w:firstRowFirstColumn="0" w:firstRowLastColumn="0" w:lastRowFirstColumn="0" w:lastRowLastColumn="0"/>
+            <w:tcW w:w="0" w:type="auto"/>
+          </w:tcPr>
+          <w:p>
+            <w:r>
+              <w:t>X</w:t>
+            </w:r>
+          </w:p>
+        </w:tc>
+        <w:tc>
+          <w:tcPr>
+            <w:cnfStyle w:val="000001000000" w:firstRow="0" w:lastRow="0" w:firstColumn="0" w:lastColumn="0" w:oddVBand="0" w:evenVBand="1" w:oddHBand="0" w:evenHBand="0" w:firstRowFirstColumn="0" w:firstRowLastColumn="0" w:lastRowFirstColumn="0" w:lastRowLastColumn="0"/>
+            <w:tcW w:w="0" w:type="auto"/>
+          </w:tcPr>
+          <w:p>
+            <w:r>
+              <w:t>V</w:t>
+            </w:r>
+          </w:p>
+        </w:tc>
+      </w:tr>
+    </w:tbl>
+    <w:p/>
+    <w:p>
+      <w:pPr>
+        <w:pStyle w:val="Kop1"/>
+      </w:pPr>
+      <w:bookmarkStart w:id="6" w:name="_Toc175136862"/>
+      <w:r>
         <w:t>Domeinanalyse</w:t>
       </w:r>
-      <w:bookmarkEnd w:id="2"/>
+      <w:bookmarkEnd w:id="6"/>
     </w:p>
     <w:p>
       <w:r>
@@ -2498,11 +3585,12 @@
       <w:pPr>
         <w:pStyle w:val="Kop2"/>
       </w:pPr>
-      <w:bookmarkStart w:id="3" w:name="_Toc175136863"/>
-      <w:r>
+      <w:bookmarkStart w:id="7" w:name="_Toc175136863"/>
+      <w:r>
+        <w:lastRenderedPageBreak/>
         <w:t>Huidige situatie</w:t>
       </w:r>
-      <w:bookmarkEnd w:id="3"/>
+      <w:bookmarkEnd w:id="7"/>
     </w:p>
     <w:p>
       <w:r>
@@ -2565,11 +3653,11 @@
       <w:pPr>
         <w:pStyle w:val="Kop2"/>
       </w:pPr>
-      <w:bookmarkStart w:id="4" w:name="_Toc175136864"/>
+      <w:bookmarkStart w:id="8" w:name="_Toc175136864"/>
       <w:r>
         <w:t>Gewenste situatie</w:t>
       </w:r>
-      <w:bookmarkEnd w:id="4"/>
+      <w:bookmarkEnd w:id="8"/>
     </w:p>
     <w:p>
       <w:r>
@@ -2693,7 +3781,7 @@
                     <pic:cNvPicPr/>
                   </pic:nvPicPr>
                   <pic:blipFill>
-                    <a:blip r:embed="rId12"/>
+                    <a:blip r:embed="rId11"/>
                     <a:stretch>
                       <a:fillRect/>
                     </a:stretch>
@@ -2753,17 +3841,16 @@
       <w:pPr>
         <w:pStyle w:val="Kop2"/>
       </w:pPr>
-      <w:bookmarkStart w:id="5" w:name="_Toc175136865"/>
+      <w:bookmarkStart w:id="9" w:name="_Toc175136865"/>
       <w:proofErr w:type="spellStart"/>
       <w:r>
-        <w:lastRenderedPageBreak/>
         <w:t>Use</w:t>
       </w:r>
       <w:proofErr w:type="spellEnd"/>
       <w:r>
         <w:t xml:space="preserve"> case diagram</w:t>
       </w:r>
-      <w:bookmarkEnd w:id="5"/>
+      <w:bookmarkEnd w:id="9"/>
     </w:p>
     <w:p>
       <w:r>
@@ -2792,6 +3879,7 @@
         <w:rPr>
           <w:noProof/>
         </w:rPr>
+        <w:lastRenderedPageBreak/>
         <w:drawing>
           <wp:inline distT="0" distB="0" distL="0" distR="0" wp14:anchorId="2B2595DB" wp14:editId="5EADE139">
             <wp:extent cx="4572522" cy="2116425"/>
@@ -2810,7 +3898,7 @@
                     </pic:cNvPicPr>
                   </pic:nvPicPr>
                   <pic:blipFill>
-                    <a:blip r:embed="rId13">
+                    <a:blip r:embed="rId12">
                       <a:extLst>
                         <a:ext uri="{28A0092B-C50C-407E-A947-70E740481C1C}">
                           <a14:useLocalDpi xmlns:a14="http://schemas.microsoft.com/office/drawing/2010/main" val="0"/>
@@ -2893,7 +3981,7 @@
       <w:pPr>
         <w:pStyle w:val="Kop1"/>
       </w:pPr>
-      <w:bookmarkStart w:id="6" w:name="_Toc175136866"/>
+      <w:bookmarkStart w:id="10" w:name="_Toc175136866"/>
       <w:proofErr w:type="spellStart"/>
       <w:r>
         <w:lastRenderedPageBreak/>
@@ -2903,7 +3991,7 @@
       <w:r>
         <w:t xml:space="preserve"> cases</w:t>
       </w:r>
-      <w:bookmarkEnd w:id="6"/>
+      <w:bookmarkEnd w:id="10"/>
     </w:p>
     <w:p>
       <w:r>
@@ -2934,7 +4022,7 @@
       <w:pPr>
         <w:pStyle w:val="Kop2"/>
       </w:pPr>
-      <w:bookmarkStart w:id="7" w:name="_Toc175136867"/>
+      <w:bookmarkStart w:id="11" w:name="_Toc175136867"/>
       <w:r>
         <w:t>UC1</w:t>
       </w:r>
@@ -2944,7 +4032,7 @@
       <w:r>
         <w:t>Bekijken CV</w:t>
       </w:r>
-      <w:bookmarkEnd w:id="7"/>
+      <w:bookmarkEnd w:id="11"/>
     </w:p>
     <w:tbl>
       <w:tblPr>
@@ -3250,11 +4338,11 @@
       <w:pPr>
         <w:pStyle w:val="Kop3"/>
       </w:pPr>
-      <w:bookmarkStart w:id="8" w:name="_Toc175136868"/>
+      <w:bookmarkStart w:id="12" w:name="_Toc175136868"/>
       <w:r>
         <w:t>Betrokken requirements</w:t>
       </w:r>
-      <w:bookmarkEnd w:id="8"/>
+      <w:bookmarkEnd w:id="12"/>
     </w:p>
     <w:tbl>
       <w:tblPr>
@@ -3562,7 +4650,7 @@
                     <pic:cNvPicPr/>
                   </pic:nvPicPr>
                   <pic:blipFill>
-                    <a:blip r:embed="rId14">
+                    <a:blip r:embed="rId13">
                       <a:extLst>
                         <a:ext uri="{28A0092B-C50C-407E-A947-70E740481C1C}">
                           <a14:useLocalDpi xmlns:a14="http://schemas.microsoft.com/office/drawing/2010/main" val="0"/>
@@ -3603,7 +4691,7 @@
       <w:pPr>
         <w:pStyle w:val="Bijschrift"/>
       </w:pPr>
-      <w:bookmarkStart w:id="9" w:name="_Ref136508573"/>
+      <w:bookmarkStart w:id="13" w:name="_Ref136508573"/>
       <w:r>
         <w:t xml:space="preserve">Figuur </w:t>
       </w:r>
@@ -3639,13 +4727,13 @@
       <w:r>
         <w:t xml:space="preserve"> profielpagina</w:t>
       </w:r>
-      <w:bookmarkEnd w:id="9"/>
+      <w:bookmarkEnd w:id="13"/>
     </w:p>
     <w:p>
       <w:pPr>
         <w:pStyle w:val="Kop3"/>
       </w:pPr>
-      <w:bookmarkStart w:id="10" w:name="_Toc175136869"/>
+      <w:bookmarkStart w:id="14" w:name="_Toc175136869"/>
       <w:proofErr w:type="spellStart"/>
       <w:r>
         <w:t>Evil</w:t>
@@ -3658,7 +4746,7 @@
       <w:r>
         <w:t>stories</w:t>
       </w:r>
-      <w:bookmarkEnd w:id="10"/>
+      <w:bookmarkEnd w:id="14"/>
       <w:proofErr w:type="spellEnd"/>
     </w:p>
     <w:p>
@@ -3694,8 +4782,8 @@
         </w:numPr>
         <w:ind w:left="432" w:hanging="432"/>
       </w:pPr>
-      <w:bookmarkStart w:id="11" w:name="_Ref137023640"/>
-      <w:bookmarkStart w:id="12" w:name="_Toc175136870"/>
+      <w:bookmarkStart w:id="15" w:name="_Ref137023640"/>
+      <w:bookmarkStart w:id="16" w:name="_Toc175136870"/>
       <w:r>
         <w:lastRenderedPageBreak/>
         <w:t xml:space="preserve">Bijlage 1 Aanpak </w:t>
@@ -3712,8 +4800,8 @@
       <w:r>
         <w:t>ntwerp</w:t>
       </w:r>
-      <w:bookmarkEnd w:id="11"/>
-      <w:bookmarkEnd w:id="12"/>
+      <w:bookmarkEnd w:id="15"/>
+      <w:bookmarkEnd w:id="16"/>
     </w:p>
     <w:p/>
     <w:p>
@@ -3752,7 +4840,7 @@
                     </pic:cNvPicPr>
                   </pic:nvPicPr>
                   <pic:blipFill>
-                    <a:blip r:embed="rId15" cstate="print">
+                    <a:blip r:embed="rId14" cstate="print">
                       <a:extLst>
                         <a:ext uri="{28A0092B-C50C-407E-A947-70E740481C1C}">
                           <a14:useLocalDpi xmlns:a14="http://schemas.microsoft.com/office/drawing/2010/main" val="0"/>
@@ -3855,7 +4943,7 @@
                     </pic:cNvPicPr>
                   </pic:nvPicPr>
                   <pic:blipFill>
-                    <a:blip r:embed="rId16" cstate="print">
+                    <a:blip r:embed="rId15" cstate="print">
                       <a:extLst>
                         <a:ext uri="{28A0092B-C50C-407E-A947-70E740481C1C}">
                           <a14:useLocalDpi xmlns:a14="http://schemas.microsoft.com/office/drawing/2010/main" val="0"/>
@@ -3941,11 +5029,11 @@
       <w:pPr>
         <w:pStyle w:val="Kop2"/>
       </w:pPr>
-      <w:bookmarkStart w:id="13" w:name="_Toc175136871"/>
+      <w:bookmarkStart w:id="17" w:name="_Toc175136871"/>
       <w:r>
         <w:t>Domein</w:t>
       </w:r>
-      <w:bookmarkEnd w:id="13"/>
+      <w:bookmarkEnd w:id="17"/>
     </w:p>
     <w:p>
       <w:r>
@@ -3980,7 +5068,7 @@
       <w:pPr>
         <w:pStyle w:val="Kop2"/>
       </w:pPr>
-      <w:bookmarkStart w:id="14" w:name="_Toc175136872"/>
+      <w:bookmarkStart w:id="18" w:name="_Toc175136872"/>
       <w:proofErr w:type="spellStart"/>
       <w:r>
         <w:t>Use</w:t>
@@ -3989,7 +5077,7 @@
       <w:r>
         <w:t xml:space="preserve"> case diagram</w:t>
       </w:r>
-      <w:bookmarkEnd w:id="14"/>
+      <w:bookmarkEnd w:id="18"/>
     </w:p>
     <w:p>
       <w:r>
@@ -4025,12 +5113,12 @@
       <w:pPr>
         <w:pStyle w:val="Kop2"/>
       </w:pPr>
-      <w:bookmarkStart w:id="15" w:name="_Toc175136873"/>
+      <w:bookmarkStart w:id="19" w:name="_Toc175136873"/>
       <w:proofErr w:type="spellStart"/>
       <w:r>
         <w:t>Use</w:t>
       </w:r>
-      <w:bookmarkEnd w:id="15"/>
+      <w:bookmarkEnd w:id="19"/>
       <w:proofErr w:type="spellEnd"/>
       <w:r>
         <w:t xml:space="preserve"> cases</w:t>
@@ -4121,11 +5209,11 @@
       <w:pPr>
         <w:pStyle w:val="Kop3"/>
       </w:pPr>
-      <w:bookmarkStart w:id="16" w:name="_Toc175136874"/>
+      <w:bookmarkStart w:id="20" w:name="_Toc175136874"/>
       <w:r>
         <w:t>Nieuwe requirements</w:t>
       </w:r>
-      <w:bookmarkEnd w:id="16"/>
+      <w:bookmarkEnd w:id="20"/>
     </w:p>
     <w:p>
       <w:r>
@@ -4199,11 +5287,11 @@
       <w:pPr>
         <w:pStyle w:val="Kop3"/>
       </w:pPr>
-      <w:bookmarkStart w:id="17" w:name="_Toc175136875"/>
+      <w:bookmarkStart w:id="21" w:name="_Toc175136875"/>
       <w:r>
         <w:t>Principes</w:t>
       </w:r>
-      <w:bookmarkEnd w:id="17"/>
+      <w:bookmarkEnd w:id="21"/>
     </w:p>
     <w:p>
       <w:r>
@@ -4915,12 +6003,12 @@
       <w:pPr>
         <w:pStyle w:val="Kop3"/>
       </w:pPr>
-      <w:bookmarkStart w:id="18" w:name="_Toc175136876"/>
+      <w:bookmarkStart w:id="22" w:name="_Toc175136876"/>
       <w:r>
         <w:lastRenderedPageBreak/>
         <w:t>Acceptatiecriteria</w:t>
       </w:r>
-      <w:bookmarkEnd w:id="18"/>
+      <w:bookmarkEnd w:id="22"/>
     </w:p>
     <w:p>
       <w:r>
@@ -5008,12 +6096,12 @@
       <w:pPr>
         <w:pStyle w:val="Kop3"/>
       </w:pPr>
-      <w:bookmarkStart w:id="19" w:name="_Toc175136877"/>
+      <w:bookmarkStart w:id="23" w:name="_Toc175136877"/>
       <w:proofErr w:type="spellStart"/>
       <w:r>
         <w:t>Wireframes</w:t>
       </w:r>
-      <w:bookmarkEnd w:id="19"/>
+      <w:bookmarkEnd w:id="23"/>
       <w:proofErr w:type="spellEnd"/>
     </w:p>
     <w:p>
@@ -5091,7 +6179,7 @@
           <w:numId w:val="2"/>
         </w:numPr>
       </w:pPr>
-      <w:hyperlink r:id="rId17" w:history="1">
+      <w:hyperlink r:id="rId16" w:history="1">
         <w:r>
           <w:rPr>
             <w:rStyle w:val="Hyperlink"/>
@@ -5116,7 +6204,7 @@
           <w:numId w:val="2"/>
         </w:numPr>
       </w:pPr>
-      <w:hyperlink r:id="rId18" w:history="1">
+      <w:hyperlink r:id="rId17" w:history="1">
         <w:r>
           <w:rPr>
             <w:rStyle w:val="Hyperlink"/>
@@ -5152,11 +6240,11 @@
       <w:pPr>
         <w:pStyle w:val="Kop3"/>
       </w:pPr>
-      <w:bookmarkStart w:id="20" w:name="_Toc175136878"/>
+      <w:bookmarkStart w:id="24" w:name="_Toc175136878"/>
       <w:r>
         <w:t>Controle requirements</w:t>
       </w:r>
-      <w:bookmarkEnd w:id="20"/>
+      <w:bookmarkEnd w:id="24"/>
     </w:p>
     <w:p>
       <w:r>
@@ -5181,8 +6269,7 @@
       </w:r>
     </w:p>
     <w:sectPr>
-      <w:headerReference w:type="default" r:id="rId19"/>
-      <w:footerReference w:type="default" r:id="rId20"/>
+      <w:footerReference w:type="default" r:id="rId18"/>
       <w:pgSz w:w="11906" w:h="16838"/>
       <w:pgMar w:top="1417" w:right="1417" w:bottom="1417" w:left="1417" w:header="708" w:footer="708" w:gutter="0"/>
       <w:cols w:space="708"/>
@@ -5193,7 +6280,7 @@
 </file>
 
 <file path=word/endnotes.xml><?xml version="1.0" encoding="utf-8"?>
-<w:endnotes xmlns:wpc="http://schemas.microsoft.com/office/word/2010/wordprocessingCanvas" xmlns:cx="http://schemas.microsoft.com/office/drawing/2014/chartex" xmlns:cx1="http://schemas.microsoft.com/office/drawing/2015/9/8/chartex" xmlns:cx2="http://schemas.microsoft.com/office/drawing/2015/10/21/chartex" xmlns:cx3="http://schemas.microsoft.com/office/drawing/2016/5/9/chartex" xmlns:cx4="http://schemas.microsoft.com/office/drawing/2016/5/10/chartex" xmlns:cx5="http://schemas.microsoft.com/office/drawing/2016/5/11/chartex" xmlns:cx6="http://schemas.microsoft.com/office/drawing/2016/5/12/chartex" xmlns:cx7="http://schemas.microsoft.com/office/drawing/2016/5/13/chartex" xmlns:cx8="http://schemas.microsoft.com/office/drawing/2016/5/14/chartex" xmlns:mc="http://schemas.openxmlformats.org/markup-compatibility/2006" xmlns:aink="http://schemas.microsoft.com/office/drawing/2016/ink" xmlns:am3d="http://schemas.microsoft.com/office/drawing/2017/model3d" xmlns:o="urn:schemas-microsoft-com:office:office" xmlns:oel="http://schemas.microsoft.com/office/2019/extlst" xmlns:r="http://schemas.openxmlformats.org/officeDocument/2006/relationships" xmlns:m="http://schemas.openxmlformats.org/officeDocument/2006/math" xmlns:v="urn:schemas-microsoft-com:vml" xmlns:wp14="http://schemas.microsoft.com/office/word/2010/wordprocessingDrawing" xmlns:wp="http://schemas.openxmlformats.org/drawingml/2006/wordprocessingDrawing" xmlns:w10="urn:schemas-microsoft-com:office:word" xmlns:w="http://schemas.openxmlformats.org/wordprocessingml/2006/main" xmlns:w14="http://schemas.microsoft.com/office/word/2010/wordml" xmlns:w15="http://schemas.microsoft.com/office/word/2012/wordml" xmlns:w16cex="http://schemas.microsoft.com/office/word/2018/wordml/cex" xmlns:w16cid="http://schemas.microsoft.com/office/word/2016/wordml/cid" xmlns:w16="http://schemas.microsoft.com/office/word/2018/wordml" xmlns:w16du="http://schemas.microsoft.com/office/word/2023/wordml/word16du" xmlns:w16sdtdh="http://schemas.microsoft.com/office/word/2020/wordml/sdtdatahash" xmlns:w16se="http://schemas.microsoft.com/office/word/2015/wordml/symex" xmlns:wpg="http://schemas.microsoft.com/office/word/2010/wordprocessingGroup" xmlns:wpi="http://schemas.microsoft.com/office/word/2010/wordprocessingInk" xmlns:wne="http://schemas.microsoft.com/office/word/2006/wordml" xmlns:wps="http://schemas.microsoft.com/office/word/2010/wordprocessingShape" mc:Ignorable="w14 w15 w16se w16cid w16 w16cex w16sdtdh w16du wp14">
+<w:endnotes xmlns:wpc="http://schemas.microsoft.com/office/word/2010/wordprocessingCanvas" xmlns:cx="http://schemas.microsoft.com/office/drawing/2014/chartex" xmlns:cx1="http://schemas.microsoft.com/office/drawing/2015/9/8/chartex" xmlns:cx2="http://schemas.microsoft.com/office/drawing/2015/10/21/chartex" xmlns:cx3="http://schemas.microsoft.com/office/drawing/2016/5/9/chartex" xmlns:cx4="http://schemas.microsoft.com/office/drawing/2016/5/10/chartex" xmlns:cx5="http://schemas.microsoft.com/office/drawing/2016/5/11/chartex" xmlns:cx6="http://schemas.microsoft.com/office/drawing/2016/5/12/chartex" xmlns:cx7="http://schemas.microsoft.com/office/drawing/2016/5/13/chartex" xmlns:cx8="http://schemas.microsoft.com/office/drawing/2016/5/14/chartex" xmlns:mc="http://schemas.openxmlformats.org/markup-compatibility/2006" xmlns:aink="http://schemas.microsoft.com/office/drawing/2016/ink" xmlns:am3d="http://schemas.microsoft.com/office/drawing/2017/model3d" xmlns:o="urn:schemas-microsoft-com:office:office" xmlns:oel="http://schemas.microsoft.com/office/2019/extlst" xmlns:r="http://schemas.openxmlformats.org/officeDocument/2006/relationships" xmlns:m="http://schemas.openxmlformats.org/officeDocument/2006/math" xmlns:v="urn:schemas-microsoft-com:vml" xmlns:wp14="http://schemas.microsoft.com/office/word/2010/wordprocessingDrawing" xmlns:wp="http://schemas.openxmlformats.org/drawingml/2006/wordprocessingDrawing" xmlns:w10="urn:schemas-microsoft-com:office:word" xmlns:w="http://schemas.openxmlformats.org/wordprocessingml/2006/main" xmlns:w14="http://schemas.microsoft.com/office/word/2010/wordml" xmlns:w15="http://schemas.microsoft.com/office/word/2012/wordml" xmlns:w16cex="http://schemas.microsoft.com/office/word/2018/wordml/cex" xmlns:w16cid="http://schemas.microsoft.com/office/word/2016/wordml/cid" xmlns:w16="http://schemas.microsoft.com/office/word/2018/wordml" xmlns:w16du="http://schemas.microsoft.com/office/word/2023/wordml/word16du" xmlns:w16sdtdh="http://schemas.microsoft.com/office/word/2020/wordml/sdtdatahash" xmlns:w16sdtfl="http://schemas.microsoft.com/office/word/2024/wordml/sdtformatlock" xmlns:w16se="http://schemas.microsoft.com/office/word/2015/wordml/symex" xmlns:wpg="http://schemas.microsoft.com/office/word/2010/wordprocessingGroup" xmlns:wpi="http://schemas.microsoft.com/office/word/2010/wordprocessingInk" xmlns:wne="http://schemas.microsoft.com/office/word/2006/wordml" xmlns:wps="http://schemas.microsoft.com/office/word/2010/wordprocessingShape" mc:Ignorable="w14 w15 w16se w16cid w16 w16cex w16sdtdh w16sdtfl w16du wp14">
   <w:endnote w:type="separator" w:id="-1">
     <w:p>
       <w:pPr>
@@ -5225,7 +6312,7 @@
 </file>
 
 <file path=word/footer1.xml><?xml version="1.0" encoding="utf-8"?>
-<w:ftr xmlns:wpc="http://schemas.microsoft.com/office/word/2010/wordprocessingCanvas" xmlns:cx="http://schemas.microsoft.com/office/drawing/2014/chartex" xmlns:cx1="http://schemas.microsoft.com/office/drawing/2015/9/8/chartex" xmlns:cx2="http://schemas.microsoft.com/office/drawing/2015/10/21/chartex" xmlns:cx3="http://schemas.microsoft.com/office/drawing/2016/5/9/chartex" xmlns:cx4="http://schemas.microsoft.com/office/drawing/2016/5/10/chartex" xmlns:cx5="http://schemas.microsoft.com/office/drawing/2016/5/11/chartex" xmlns:cx6="http://schemas.microsoft.com/office/drawing/2016/5/12/chartex" xmlns:cx7="http://schemas.microsoft.com/office/drawing/2016/5/13/chartex" xmlns:cx8="http://schemas.microsoft.com/office/drawing/2016/5/14/chartex" xmlns:mc="http://schemas.openxmlformats.org/markup-compatibility/2006" xmlns:aink="http://schemas.microsoft.com/office/drawing/2016/ink" xmlns:am3d="http://schemas.microsoft.com/office/drawing/2017/model3d" xmlns:o="urn:schemas-microsoft-com:office:office" xmlns:oel="http://schemas.microsoft.com/office/2019/extlst" xmlns:r="http://schemas.openxmlformats.org/officeDocument/2006/relationships" xmlns:m="http://schemas.openxmlformats.org/officeDocument/2006/math" xmlns:v="urn:schemas-microsoft-com:vml" xmlns:wp14="http://schemas.microsoft.com/office/word/2010/wordprocessingDrawing" xmlns:wp="http://schemas.openxmlformats.org/drawingml/2006/wordprocessingDrawing" xmlns:w10="urn:schemas-microsoft-com:office:word" xmlns:w="http://schemas.openxmlformats.org/wordprocessingml/2006/main" xmlns:w14="http://schemas.microsoft.com/office/word/2010/wordml" xmlns:w15="http://schemas.microsoft.com/office/word/2012/wordml" xmlns:w16cex="http://schemas.microsoft.com/office/word/2018/wordml/cex" xmlns:w16cid="http://schemas.microsoft.com/office/word/2016/wordml/cid" xmlns:w16="http://schemas.microsoft.com/office/word/2018/wordml" xmlns:w16du="http://schemas.microsoft.com/office/word/2023/wordml/word16du" xmlns:w16sdtdh="http://schemas.microsoft.com/office/word/2020/wordml/sdtdatahash" xmlns:w16se="http://schemas.microsoft.com/office/word/2015/wordml/symex" xmlns:wpg="http://schemas.microsoft.com/office/word/2010/wordprocessingGroup" xmlns:wpi="http://schemas.microsoft.com/office/word/2010/wordprocessingInk" xmlns:wne="http://schemas.microsoft.com/office/word/2006/wordml" xmlns:wps="http://schemas.microsoft.com/office/word/2010/wordprocessingShape" mc:Ignorable="w14 w15 w16se w16cid w16 w16cex w16sdtdh w16du wp14">
+<w:ftr xmlns:wpc="http://schemas.microsoft.com/office/word/2010/wordprocessingCanvas" xmlns:cx="http://schemas.microsoft.com/office/drawing/2014/chartex" xmlns:cx1="http://schemas.microsoft.com/office/drawing/2015/9/8/chartex" xmlns:cx2="http://schemas.microsoft.com/office/drawing/2015/10/21/chartex" xmlns:cx3="http://schemas.microsoft.com/office/drawing/2016/5/9/chartex" xmlns:cx4="http://schemas.microsoft.com/office/drawing/2016/5/10/chartex" xmlns:cx5="http://schemas.microsoft.com/office/drawing/2016/5/11/chartex" xmlns:cx6="http://schemas.microsoft.com/office/drawing/2016/5/12/chartex" xmlns:cx7="http://schemas.microsoft.com/office/drawing/2016/5/13/chartex" xmlns:cx8="http://schemas.microsoft.com/office/drawing/2016/5/14/chartex" xmlns:mc="http://schemas.openxmlformats.org/markup-compatibility/2006" xmlns:aink="http://schemas.microsoft.com/office/drawing/2016/ink" xmlns:am3d="http://schemas.microsoft.com/office/drawing/2017/model3d" xmlns:o="urn:schemas-microsoft-com:office:office" xmlns:oel="http://schemas.microsoft.com/office/2019/extlst" xmlns:r="http://schemas.openxmlformats.org/officeDocument/2006/relationships" xmlns:m="http://schemas.openxmlformats.org/officeDocument/2006/math" xmlns:v="urn:schemas-microsoft-com:vml" xmlns:wp14="http://schemas.microsoft.com/office/word/2010/wordprocessingDrawing" xmlns:wp="http://schemas.openxmlformats.org/drawingml/2006/wordprocessingDrawing" xmlns:w10="urn:schemas-microsoft-com:office:word" xmlns:w="http://schemas.openxmlformats.org/wordprocessingml/2006/main" xmlns:w14="http://schemas.microsoft.com/office/word/2010/wordml" xmlns:w15="http://schemas.microsoft.com/office/word/2012/wordml" xmlns:w16cex="http://schemas.microsoft.com/office/word/2018/wordml/cex" xmlns:w16cid="http://schemas.microsoft.com/office/word/2016/wordml/cid" xmlns:w16="http://schemas.microsoft.com/office/word/2018/wordml" xmlns:w16du="http://schemas.microsoft.com/office/word/2023/wordml/word16du" xmlns:w16sdtdh="http://schemas.microsoft.com/office/word/2020/wordml/sdtdatahash" xmlns:w16sdtfl="http://schemas.microsoft.com/office/word/2024/wordml/sdtformatlock" xmlns:w16se="http://schemas.microsoft.com/office/word/2015/wordml/symex" xmlns:wpg="http://schemas.microsoft.com/office/word/2010/wordprocessingGroup" xmlns:wpi="http://schemas.microsoft.com/office/word/2010/wordprocessingInk" xmlns:wne="http://schemas.microsoft.com/office/word/2006/wordml" xmlns:wps="http://schemas.microsoft.com/office/word/2010/wordprocessingShape" mc:Ignorable="w14 w15 w16se w16cid w16 w16cex w16sdtdh w16sdtfl w16du wp14">
   <w:sdt>
     <w:sdtPr>
       <w:id w:val="1261029572"/>
@@ -5267,7 +6354,7 @@
 </file>
 
 <file path=word/footnotes.xml><?xml version="1.0" encoding="utf-8"?>
-<w:footnotes xmlns:wpc="http://schemas.microsoft.com/office/word/2010/wordprocessingCanvas" xmlns:cx="http://schemas.microsoft.com/office/drawing/2014/chartex" xmlns:cx1="http://schemas.microsoft.com/office/drawing/2015/9/8/chartex" xmlns:cx2="http://schemas.microsoft.com/office/drawing/2015/10/21/chartex" xmlns:cx3="http://schemas.microsoft.com/office/drawing/2016/5/9/chartex" xmlns:cx4="http://schemas.microsoft.com/office/drawing/2016/5/10/chartex" xmlns:cx5="http://schemas.microsoft.com/office/drawing/2016/5/11/chartex" xmlns:cx6="http://schemas.microsoft.com/office/drawing/2016/5/12/chartex" xmlns:cx7="http://schemas.microsoft.com/office/drawing/2016/5/13/chartex" xmlns:cx8="http://schemas.microsoft.com/office/drawing/2016/5/14/chartex" xmlns:mc="http://schemas.openxmlformats.org/markup-compatibility/2006" xmlns:aink="http://schemas.microsoft.com/office/drawing/2016/ink" xmlns:am3d="http://schemas.microsoft.com/office/drawing/2017/model3d" xmlns:o="urn:schemas-microsoft-com:office:office" xmlns:oel="http://schemas.microsoft.com/office/2019/extlst" xmlns:r="http://schemas.openxmlformats.org/officeDocument/2006/relationships" xmlns:m="http://schemas.openxmlformats.org/officeDocument/2006/math" xmlns:v="urn:schemas-microsoft-com:vml" xmlns:wp14="http://schemas.microsoft.com/office/word/2010/wordprocessingDrawing" xmlns:wp="http://schemas.openxmlformats.org/drawingml/2006/wordprocessingDrawing" xmlns:w10="urn:schemas-microsoft-com:office:word" xmlns:w="http://schemas.openxmlformats.org/wordprocessingml/2006/main" xmlns:w14="http://schemas.microsoft.com/office/word/2010/wordml" xmlns:w15="http://schemas.microsoft.com/office/word/2012/wordml" xmlns:w16cex="http://schemas.microsoft.com/office/word/2018/wordml/cex" xmlns:w16cid="http://schemas.microsoft.com/office/word/2016/wordml/cid" xmlns:w16="http://schemas.microsoft.com/office/word/2018/wordml" xmlns:w16du="http://schemas.microsoft.com/office/word/2023/wordml/word16du" xmlns:w16sdtdh="http://schemas.microsoft.com/office/word/2020/wordml/sdtdatahash" xmlns:w16se="http://schemas.microsoft.com/office/word/2015/wordml/symex" xmlns:wpg="http://schemas.microsoft.com/office/word/2010/wordprocessingGroup" xmlns:wpi="http://schemas.microsoft.com/office/word/2010/wordprocessingInk" xmlns:wne="http://schemas.microsoft.com/office/word/2006/wordml" xmlns:wps="http://schemas.microsoft.com/office/word/2010/wordprocessingShape" mc:Ignorable="w14 w15 w16se w16cid w16 w16cex w16sdtdh w16du wp14">
+<w:footnotes xmlns:wpc="http://schemas.microsoft.com/office/word/2010/wordprocessingCanvas" xmlns:cx="http://schemas.microsoft.com/office/drawing/2014/chartex" xmlns:cx1="http://schemas.microsoft.com/office/drawing/2015/9/8/chartex" xmlns:cx2="http://schemas.microsoft.com/office/drawing/2015/10/21/chartex" xmlns:cx3="http://schemas.microsoft.com/office/drawing/2016/5/9/chartex" xmlns:cx4="http://schemas.microsoft.com/office/drawing/2016/5/10/chartex" xmlns:cx5="http://schemas.microsoft.com/office/drawing/2016/5/11/chartex" xmlns:cx6="http://schemas.microsoft.com/office/drawing/2016/5/12/chartex" xmlns:cx7="http://schemas.microsoft.com/office/drawing/2016/5/13/chartex" xmlns:cx8="http://schemas.microsoft.com/office/drawing/2016/5/14/chartex" xmlns:mc="http://schemas.openxmlformats.org/markup-compatibility/2006" xmlns:aink="http://schemas.microsoft.com/office/drawing/2016/ink" xmlns:am3d="http://schemas.microsoft.com/office/drawing/2017/model3d" xmlns:o="urn:schemas-microsoft-com:office:office" xmlns:oel="http://schemas.microsoft.com/office/2019/extlst" xmlns:r="http://schemas.openxmlformats.org/officeDocument/2006/relationships" xmlns:m="http://schemas.openxmlformats.org/officeDocument/2006/math" xmlns:v="urn:schemas-microsoft-com:vml" xmlns:wp14="http://schemas.microsoft.com/office/word/2010/wordprocessingDrawing" xmlns:wp="http://schemas.openxmlformats.org/drawingml/2006/wordprocessingDrawing" xmlns:w10="urn:schemas-microsoft-com:office:word" xmlns:w="http://schemas.openxmlformats.org/wordprocessingml/2006/main" xmlns:w14="http://schemas.microsoft.com/office/word/2010/wordml" xmlns:w15="http://schemas.microsoft.com/office/word/2012/wordml" xmlns:w16cex="http://schemas.microsoft.com/office/word/2018/wordml/cex" xmlns:w16cid="http://schemas.microsoft.com/office/word/2016/wordml/cid" xmlns:w16="http://schemas.microsoft.com/office/word/2018/wordml" xmlns:w16du="http://schemas.microsoft.com/office/word/2023/wordml/word16du" xmlns:w16sdtdh="http://schemas.microsoft.com/office/word/2020/wordml/sdtdatahash" xmlns:w16sdtfl="http://schemas.microsoft.com/office/word/2024/wordml/sdtformatlock" xmlns:w16se="http://schemas.microsoft.com/office/word/2015/wordml/symex" xmlns:wpg="http://schemas.microsoft.com/office/word/2010/wordprocessingGroup" xmlns:wpi="http://schemas.microsoft.com/office/word/2010/wordprocessingInk" xmlns:wne="http://schemas.microsoft.com/office/word/2006/wordml" xmlns:wps="http://schemas.microsoft.com/office/word/2010/wordprocessingShape" mc:Ignorable="w14 w15 w16se w16cid w16 w16cex w16sdtdh w16sdtfl w16du wp14">
   <w:footnote w:type="separator" w:id="-1">
     <w:p>
       <w:pPr>
@@ -5314,27 +6401,107 @@
 </w:footnotes>
 </file>
 
-<file path=word/header1.xml><?xml version="1.0" encoding="utf-8"?>
-<w:hdr xmlns:wpc="http://schemas.microsoft.com/office/word/2010/wordprocessingCanvas" xmlns:cx="http://schemas.microsoft.com/office/drawing/2014/chartex" xmlns:cx1="http://schemas.microsoft.com/office/drawing/2015/9/8/chartex" xmlns:cx2="http://schemas.microsoft.com/office/drawing/2015/10/21/chartex" xmlns:cx3="http://schemas.microsoft.com/office/drawing/2016/5/9/chartex" xmlns:cx4="http://schemas.microsoft.com/office/drawing/2016/5/10/chartex" xmlns:cx5="http://schemas.microsoft.com/office/drawing/2016/5/11/chartex" xmlns:cx6="http://schemas.microsoft.com/office/drawing/2016/5/12/chartex" xmlns:cx7="http://schemas.microsoft.com/office/drawing/2016/5/13/chartex" xmlns:cx8="http://schemas.microsoft.com/office/drawing/2016/5/14/chartex" xmlns:mc="http://schemas.openxmlformats.org/markup-compatibility/2006" xmlns:aink="http://schemas.microsoft.com/office/drawing/2016/ink" xmlns:am3d="http://schemas.microsoft.com/office/drawing/2017/model3d" xmlns:o="urn:schemas-microsoft-com:office:office" xmlns:oel="http://schemas.microsoft.com/office/2019/extlst" xmlns:r="http://schemas.openxmlformats.org/officeDocument/2006/relationships" xmlns:m="http://schemas.openxmlformats.org/officeDocument/2006/math" xmlns:v="urn:schemas-microsoft-com:vml" xmlns:wp14="http://schemas.microsoft.com/office/word/2010/wordprocessingDrawing" xmlns:wp="http://schemas.openxmlformats.org/drawingml/2006/wordprocessingDrawing" xmlns:w10="urn:schemas-microsoft-com:office:word" xmlns:w="http://schemas.openxmlformats.org/wordprocessingml/2006/main" xmlns:w14="http://schemas.microsoft.com/office/word/2010/wordml" xmlns:w15="http://schemas.microsoft.com/office/word/2012/wordml" xmlns:w16cex="http://schemas.microsoft.com/office/word/2018/wordml/cex" xmlns:w16cid="http://schemas.microsoft.com/office/word/2016/wordml/cid" xmlns:w16="http://schemas.microsoft.com/office/word/2018/wordml" xmlns:w16du="http://schemas.microsoft.com/office/word/2023/wordml/word16du" xmlns:w16sdtdh="http://schemas.microsoft.com/office/word/2020/wordml/sdtdatahash" xmlns:w16se="http://schemas.microsoft.com/office/word/2015/wordml/symex" xmlns:wpg="http://schemas.microsoft.com/office/word/2010/wordprocessingGroup" xmlns:wpi="http://schemas.microsoft.com/office/word/2010/wordprocessingInk" xmlns:wne="http://schemas.microsoft.com/office/word/2006/wordml" xmlns:wps="http://schemas.microsoft.com/office/word/2010/wordprocessingShape" mc:Ignorable="w14 w15 w16se w16cid w16 w16cex w16sdtdh w16du wp14">
-  <w:p>
-    <w:pPr>
-      <w:pStyle w:val="Koptekst"/>
-    </w:pPr>
-    <w:r>
-      <w:t>Referentie materiaal Software Engineering - Niveau 2</w:t>
-    </w:r>
-  </w:p>
-  <w:p>
-    <w:pPr>
-      <w:pStyle w:val="Koptekst"/>
-    </w:pPr>
-  </w:p>
-</w:hdr>
-</file>
-
 <file path=word/numbering.xml><?xml version="1.0" encoding="utf-8"?>
-<w:numbering xmlns:wpc="http://schemas.microsoft.com/office/word/2010/wordprocessingCanvas" xmlns:cx="http://schemas.microsoft.com/office/drawing/2014/chartex" xmlns:cx1="http://schemas.microsoft.com/office/drawing/2015/9/8/chartex" xmlns:cx2="http://schemas.microsoft.com/office/drawing/2015/10/21/chartex" xmlns:cx3="http://schemas.microsoft.com/office/drawing/2016/5/9/chartex" xmlns:cx4="http://schemas.microsoft.com/office/drawing/2016/5/10/chartex" xmlns:cx5="http://schemas.microsoft.com/office/drawing/2016/5/11/chartex" xmlns:cx6="http://schemas.microsoft.com/office/drawing/2016/5/12/chartex" xmlns:cx7="http://schemas.microsoft.com/office/drawing/2016/5/13/chartex" xmlns:cx8="http://schemas.microsoft.com/office/drawing/2016/5/14/chartex" xmlns:mc="http://schemas.openxmlformats.org/markup-compatibility/2006" xmlns:aink="http://schemas.microsoft.com/office/drawing/2016/ink" xmlns:am3d="http://schemas.microsoft.com/office/drawing/2017/model3d" xmlns:o="urn:schemas-microsoft-com:office:office" xmlns:oel="http://schemas.microsoft.com/office/2019/extlst" xmlns:r="http://schemas.openxmlformats.org/officeDocument/2006/relationships" xmlns:m="http://schemas.openxmlformats.org/officeDocument/2006/math" xmlns:v="urn:schemas-microsoft-com:vml" xmlns:wp14="http://schemas.microsoft.com/office/word/2010/wordprocessingDrawing" xmlns:wp="http://schemas.openxmlformats.org/drawingml/2006/wordprocessingDrawing" xmlns:w10="urn:schemas-microsoft-com:office:word" xmlns:w="http://schemas.openxmlformats.org/wordprocessingml/2006/main" xmlns:w14="http://schemas.microsoft.com/office/word/2010/wordml" xmlns:w15="http://schemas.microsoft.com/office/word/2012/wordml" xmlns:w16cex="http://schemas.microsoft.com/office/word/2018/wordml/cex" xmlns:w16cid="http://schemas.microsoft.com/office/word/2016/wordml/cid" xmlns:w16="http://schemas.microsoft.com/office/word/2018/wordml" xmlns:w16du="http://schemas.microsoft.com/office/word/2023/wordml/word16du" xmlns:w16sdtdh="http://schemas.microsoft.com/office/word/2020/wordml/sdtdatahash" xmlns:w16se="http://schemas.microsoft.com/office/word/2015/wordml/symex" xmlns:wpg="http://schemas.microsoft.com/office/word/2010/wordprocessingGroup" xmlns:wpi="http://schemas.microsoft.com/office/word/2010/wordprocessingInk" xmlns:wne="http://schemas.microsoft.com/office/word/2006/wordml" xmlns:wps="http://schemas.microsoft.com/office/word/2010/wordprocessingShape" mc:Ignorable="w14 w15 w16se w16cid w16 w16cex w16sdtdh w16du wp14">
+<w:numbering xmlns:wpc="http://schemas.microsoft.com/office/word/2010/wordprocessingCanvas" xmlns:cx="http://schemas.microsoft.com/office/drawing/2014/chartex" xmlns:cx1="http://schemas.microsoft.com/office/drawing/2015/9/8/chartex" xmlns:cx2="http://schemas.microsoft.com/office/drawing/2015/10/21/chartex" xmlns:cx3="http://schemas.microsoft.com/office/drawing/2016/5/9/chartex" xmlns:cx4="http://schemas.microsoft.com/office/drawing/2016/5/10/chartex" xmlns:cx5="http://schemas.microsoft.com/office/drawing/2016/5/11/chartex" xmlns:cx6="http://schemas.microsoft.com/office/drawing/2016/5/12/chartex" xmlns:cx7="http://schemas.microsoft.com/office/drawing/2016/5/13/chartex" xmlns:cx8="http://schemas.microsoft.com/office/drawing/2016/5/14/chartex" xmlns:mc="http://schemas.openxmlformats.org/markup-compatibility/2006" xmlns:aink="http://schemas.microsoft.com/office/drawing/2016/ink" xmlns:am3d="http://schemas.microsoft.com/office/drawing/2017/model3d" xmlns:o="urn:schemas-microsoft-com:office:office" xmlns:oel="http://schemas.microsoft.com/office/2019/extlst" xmlns:r="http://schemas.openxmlformats.org/officeDocument/2006/relationships" xmlns:m="http://schemas.openxmlformats.org/officeDocument/2006/math" xmlns:v="urn:schemas-microsoft-com:vml" xmlns:wp14="http://schemas.microsoft.com/office/word/2010/wordprocessingDrawing" xmlns:wp="http://schemas.openxmlformats.org/drawingml/2006/wordprocessingDrawing" xmlns:w10="urn:schemas-microsoft-com:office:word" xmlns:w="http://schemas.openxmlformats.org/wordprocessingml/2006/main" xmlns:w14="http://schemas.microsoft.com/office/word/2010/wordml" xmlns:w15="http://schemas.microsoft.com/office/word/2012/wordml" xmlns:w16cex="http://schemas.microsoft.com/office/word/2018/wordml/cex" xmlns:w16cid="http://schemas.microsoft.com/office/word/2016/wordml/cid" xmlns:w16="http://schemas.microsoft.com/office/word/2018/wordml" xmlns:w16du="http://schemas.microsoft.com/office/word/2023/wordml/word16du" xmlns:w16sdtdh="http://schemas.microsoft.com/office/word/2020/wordml/sdtdatahash" xmlns:w16sdtfl="http://schemas.microsoft.com/office/word/2024/wordml/sdtformatlock" xmlns:w16se="http://schemas.microsoft.com/office/word/2015/wordml/symex" xmlns:wpg="http://schemas.microsoft.com/office/word/2010/wordprocessingGroup" xmlns:wpi="http://schemas.microsoft.com/office/word/2010/wordprocessingInk" xmlns:wne="http://schemas.microsoft.com/office/word/2006/wordml" xmlns:wps="http://schemas.microsoft.com/office/word/2010/wordprocessingShape" mc:Ignorable="w14 w15 w16se w16cid w16 w16cex w16sdtdh w16sdtfl w16du wp14">
   <w:abstractNum w:abstractNumId="0" w15:restartNumberingAfterBreak="0">
+    <w:nsid w:val="FFFFFF89"/>
+    <w:multiLevelType w:val="singleLevel"/>
+    <w:tmpl w:val="AD68150C"/>
+    <w:lvl w:ilvl="0">
+      <w:start w:val="1"/>
+      <w:numFmt w:val="bullet"/>
+      <w:pStyle w:val="Lijstopsomteken"/>
+      <w:lvlText w:val=""/>
+      <w:lvlJc w:val="left"/>
+      <w:pPr>
+        <w:tabs>
+          <w:tab w:val="num" w:pos="360"/>
+        </w:tabs>
+        <w:ind w:left="360" w:hanging="360"/>
+      </w:pPr>
+      <w:rPr>
+        <w:rFonts w:ascii="Symbol" w:hAnsi="Symbol" w:hint="default"/>
+      </w:rPr>
+    </w:lvl>
+  </w:abstractNum>
+  <w:abstractNum w:abstractNumId="1" w15:restartNumberingAfterBreak="0">
+    <w:nsid w:val="0000A990"/>
+    <w:multiLevelType w:val="multilevel"/>
+    <w:tmpl w:val="4E7C5AF6"/>
+    <w:lvl w:ilvl="0">
+      <w:numFmt w:val="bullet"/>
+      <w:lvlText w:val=" "/>
+      <w:lvlJc w:val="left"/>
+      <w:pPr>
+        <w:ind w:left="720" w:hanging="480"/>
+      </w:pPr>
+    </w:lvl>
+    <w:lvl w:ilvl="1">
+      <w:numFmt w:val="bullet"/>
+      <w:lvlText w:val=" "/>
+      <w:lvlJc w:val="left"/>
+      <w:pPr>
+        <w:ind w:left="1440" w:hanging="480"/>
+      </w:pPr>
+    </w:lvl>
+    <w:lvl w:ilvl="2">
+      <w:numFmt w:val="bullet"/>
+      <w:lvlText w:val=" "/>
+      <w:lvlJc w:val="left"/>
+      <w:pPr>
+        <w:ind w:left="2160" w:hanging="480"/>
+      </w:pPr>
+    </w:lvl>
+    <w:lvl w:ilvl="3">
+      <w:numFmt w:val="bullet"/>
+      <w:lvlText w:val=" "/>
+      <w:lvlJc w:val="left"/>
+      <w:pPr>
+        <w:ind w:left="2880" w:hanging="480"/>
+      </w:pPr>
+    </w:lvl>
+    <w:lvl w:ilvl="4">
+      <w:numFmt w:val="bullet"/>
+      <w:lvlText w:val=" "/>
+      <w:lvlJc w:val="left"/>
+      <w:pPr>
+        <w:ind w:left="3600" w:hanging="480"/>
+      </w:pPr>
+    </w:lvl>
+    <w:lvl w:ilvl="5">
+      <w:numFmt w:val="bullet"/>
+      <w:lvlText w:val=" "/>
+      <w:lvlJc w:val="left"/>
+      <w:pPr>
+        <w:ind w:left="4320" w:hanging="480"/>
+      </w:pPr>
+    </w:lvl>
+    <w:lvl w:ilvl="6">
+      <w:numFmt w:val="bullet"/>
+      <w:lvlText w:val=" "/>
+      <w:lvlJc w:val="left"/>
+      <w:pPr>
+        <w:ind w:left="5040" w:hanging="480"/>
+      </w:pPr>
+    </w:lvl>
+    <w:lvl w:ilvl="7">
+      <w:numFmt w:val="bullet"/>
+      <w:lvlText w:val=" "/>
+      <w:lvlJc w:val="left"/>
+      <w:pPr>
+        <w:ind w:left="5760" w:hanging="480"/>
+      </w:pPr>
+    </w:lvl>
+    <w:lvl w:ilvl="8">
+      <w:numFmt w:val="bullet"/>
+      <w:lvlText w:val=" "/>
+      <w:lvlJc w:val="left"/>
+      <w:pPr>
+        <w:ind w:left="6480" w:hanging="480"/>
+      </w:pPr>
+    </w:lvl>
+  </w:abstractNum>
+  <w:abstractNum w:abstractNumId="2" w15:restartNumberingAfterBreak="0">
     <w:nsid w:val="2BE524A3"/>
     <w:multiLevelType w:val="hybridMultilevel"/>
     <w:tmpl w:val="9C4C7D24"/>
@@ -5447,7 +6614,7 @@
       </w:rPr>
     </w:lvl>
   </w:abstractNum>
-  <w:abstractNum w:abstractNumId="1" w15:restartNumberingAfterBreak="0">
+  <w:abstractNum w:abstractNumId="3" w15:restartNumberingAfterBreak="0">
     <w:nsid w:val="4E3E612B"/>
     <w:multiLevelType w:val="multilevel"/>
     <w:tmpl w:val="04130025"/>
@@ -5542,7 +6709,7 @@
       </w:pPr>
     </w:lvl>
   </w:abstractNum>
-  <w:abstractNum w:abstractNumId="2" w15:restartNumberingAfterBreak="0">
+  <w:abstractNum w:abstractNumId="4" w15:restartNumberingAfterBreak="0">
     <w:nsid w:val="52F83D10"/>
     <w:multiLevelType w:val="hybridMultilevel"/>
     <w:tmpl w:val="518616B6"/>
@@ -5655,7 +6822,7 @@
       </w:rPr>
     </w:lvl>
   </w:abstractNum>
-  <w:abstractNum w:abstractNumId="3" w15:restartNumberingAfterBreak="0">
+  <w:abstractNum w:abstractNumId="5" w15:restartNumberingAfterBreak="0">
     <w:nsid w:val="5B825FD9"/>
     <w:multiLevelType w:val="hybridMultilevel"/>
     <w:tmpl w:val="1500012C"/>
@@ -5768,7 +6935,7 @@
       </w:rPr>
     </w:lvl>
   </w:abstractNum>
-  <w:abstractNum w:abstractNumId="4" w15:restartNumberingAfterBreak="0">
+  <w:abstractNum w:abstractNumId="6" w15:restartNumberingAfterBreak="0">
     <w:nsid w:val="67905375"/>
     <w:multiLevelType w:val="hybridMultilevel"/>
     <w:tmpl w:val="7F8232E0"/>
@@ -5881,7 +7048,7 @@
       </w:rPr>
     </w:lvl>
   </w:abstractNum>
-  <w:abstractNum w:abstractNumId="5" w15:restartNumberingAfterBreak="0">
+  <w:abstractNum w:abstractNumId="7" w15:restartNumberingAfterBreak="0">
     <w:nsid w:val="78802310"/>
     <w:multiLevelType w:val="hybridMultilevel"/>
     <w:tmpl w:val="CAC43C2C"/>
@@ -5968,28 +7135,35 @@
     </w:lvl>
   </w:abstractNum>
   <w:num w:numId="1" w16cid:durableId="313991898">
+    <w:abstractNumId w:val="3"/>
+  </w:num>
+  <w:num w:numId="2" w16cid:durableId="1177042500">
+    <w:abstractNumId w:val="5"/>
+  </w:num>
+  <w:num w:numId="3" w16cid:durableId="1637252088">
+    <w:abstractNumId w:val="4"/>
+  </w:num>
+  <w:num w:numId="4" w16cid:durableId="345330840">
+    <w:abstractNumId w:val="2"/>
+  </w:num>
+  <w:num w:numId="5" w16cid:durableId="366368983">
+    <w:abstractNumId w:val="7"/>
+  </w:num>
+  <w:num w:numId="6" w16cid:durableId="2080903745">
+    <w:abstractNumId w:val="6"/>
+  </w:num>
+  <w:num w:numId="7" w16cid:durableId="324626093">
     <w:abstractNumId w:val="1"/>
   </w:num>
-  <w:num w:numId="2" w16cid:durableId="1177042500">
-    <w:abstractNumId w:val="3"/>
-  </w:num>
-  <w:num w:numId="3" w16cid:durableId="1637252088">
-    <w:abstractNumId w:val="2"/>
-  </w:num>
-  <w:num w:numId="4" w16cid:durableId="345330840">
+  <w:num w:numId="8" w16cid:durableId="1098328585">
     <w:abstractNumId w:val="0"/>
-  </w:num>
-  <w:num w:numId="5" w16cid:durableId="366368983">
-    <w:abstractNumId w:val="5"/>
-  </w:num>
-  <w:num w:numId="6" w16cid:durableId="2080903745">
-    <w:abstractNumId w:val="4"/>
+    <w:lvlOverride w:ilvl="0"/>
   </w:num>
 </w:numbering>
 </file>
 
 <file path=word/styles.xml><?xml version="1.0" encoding="utf-8"?>
-<w:styles xmlns:mc="http://schemas.openxmlformats.org/markup-compatibility/2006" xmlns:r="http://schemas.openxmlformats.org/officeDocument/2006/relationships" xmlns:w="http://schemas.openxmlformats.org/wordprocessingml/2006/main" xmlns:w14="http://schemas.microsoft.com/office/word/2010/wordml" xmlns:w15="http://schemas.microsoft.com/office/word/2012/wordml" xmlns:w16cex="http://schemas.microsoft.com/office/word/2018/wordml/cex" xmlns:w16cid="http://schemas.microsoft.com/office/word/2016/wordml/cid" xmlns:w16="http://schemas.microsoft.com/office/word/2018/wordml" xmlns:w16du="http://schemas.microsoft.com/office/word/2023/wordml/word16du" xmlns:w16sdtdh="http://schemas.microsoft.com/office/word/2020/wordml/sdtdatahash" xmlns:w16se="http://schemas.microsoft.com/office/word/2015/wordml/symex" mc:Ignorable="w14 w15 w16se w16cid w16 w16cex w16sdtdh w16du">
+<w:styles xmlns:mc="http://schemas.openxmlformats.org/markup-compatibility/2006" xmlns:r="http://schemas.openxmlformats.org/officeDocument/2006/relationships" xmlns:w="http://schemas.openxmlformats.org/wordprocessingml/2006/main" xmlns:w14="http://schemas.microsoft.com/office/word/2010/wordml" xmlns:w15="http://schemas.microsoft.com/office/word/2012/wordml" xmlns:w16cex="http://schemas.microsoft.com/office/word/2018/wordml/cex" xmlns:w16cid="http://schemas.microsoft.com/office/word/2016/wordml/cid" xmlns:w16="http://schemas.microsoft.com/office/word/2018/wordml" xmlns:w16du="http://schemas.microsoft.com/office/word/2023/wordml/word16du" xmlns:w16sdtdh="http://schemas.microsoft.com/office/word/2020/wordml/sdtdatahash" xmlns:w16sdtfl="http://schemas.microsoft.com/office/word/2024/wordml/sdtformatlock" xmlns:w16se="http://schemas.microsoft.com/office/word/2015/wordml/symex" mc:Ignorable="w14 w15 w16se w16cid w16 w16cex w16sdtdh w16sdtfl w16du">
   <w:docDefaults>
     <w:rPrDefault>
       <w:rPr>
@@ -6162,7 +7336,7 @@
     <w:lsdException w:name="Table Web 2" w:semiHidden="1" w:unhideWhenUsed="1"/>
     <w:lsdException w:name="Table Web 3" w:semiHidden="1" w:unhideWhenUsed="1"/>
     <w:lsdException w:name="Balloon Text" w:semiHidden="1" w:unhideWhenUsed="1"/>
-    <w:lsdException w:name="Table Grid" w:uiPriority="39"/>
+    <w:lsdException w:name="Table Grid" w:uiPriority="59"/>
     <w:lsdException w:name="Table Theme" w:semiHidden="1" w:unhideWhenUsed="1"/>
     <w:lsdException w:name="Placeholder Text" w:semiHidden="1"/>
     <w:lsdException w:name="No Spacing" w:uiPriority="1" w:qFormat="1"/>
@@ -6629,7 +7803,6 @@
   <w:style w:type="character" w:default="1" w:styleId="Standaardalinea-lettertype">
     <w:name w:val="Default Paragraph Font"/>
     <w:uiPriority w:val="1"/>
-    <w:semiHidden/>
     <w:unhideWhenUsed/>
   </w:style>
   <w:style w:type="table" w:default="1" w:styleId="Standaardtabel">
@@ -6743,7 +7916,7 @@
   <w:style w:type="table" w:styleId="Tabelraster">
     <w:name w:val="Table Grid"/>
     <w:basedOn w:val="Standaardtabel"/>
-    <w:uiPriority w:val="39"/>
+    <w:uiPriority w:val="59"/>
     <w:rsid w:val="00590E57"/>
     <w:pPr>
       <w:spacing w:after="0" w:line="240" w:lineRule="auto"/>
@@ -7351,6 +8524,189 @@
       </w:tcPr>
     </w:tblStylePr>
   </w:style>
+  <w:style w:type="paragraph" w:customStyle="1" w:styleId="Compact">
+    <w:name w:val="Compact"/>
+    <w:basedOn w:val="Plattetekst"/>
+    <w:qFormat/>
+    <w:rsid w:val="001B1CA2"/>
+    <w:pPr>
+      <w:spacing w:before="36" w:after="36" w:line="240" w:lineRule="auto"/>
+    </w:pPr>
+    <w:rPr>
+      <w:rFonts w:ascii="Arial" w:hAnsi="Arial"/>
+      <w:kern w:val="0"/>
+      <w:sz w:val="19"/>
+      <w:szCs w:val="24"/>
+      <w:lang w:val="en-US"/>
+      <w14:ligatures w14:val="none"/>
+    </w:rPr>
+  </w:style>
+  <w:style w:type="table" w:customStyle="1" w:styleId="Table">
+    <w:name w:val="Table"/>
+    <w:semiHidden/>
+    <w:unhideWhenUsed/>
+    <w:qFormat/>
+    <w:rsid w:val="001B1CA2"/>
+    <w:pPr>
+      <w:spacing w:after="200" w:line="240" w:lineRule="auto"/>
+    </w:pPr>
+    <w:rPr>
+      <w:kern w:val="0"/>
+      <w:sz w:val="24"/>
+      <w:szCs w:val="24"/>
+      <w:lang w:val="en-US"/>
+      <w14:ligatures w14:val="none"/>
+    </w:rPr>
+    <w:tblPr>
+      <w:tblInd w:w="0" w:type="dxa"/>
+      <w:tblCellMar>
+        <w:top w:w="0" w:type="dxa"/>
+        <w:left w:w="108" w:type="dxa"/>
+        <w:bottom w:w="0" w:type="dxa"/>
+        <w:right w:w="108" w:type="dxa"/>
+      </w:tblCellMar>
+    </w:tblPr>
+    <w:tblStylePr w:type="firstRow">
+      <w:tblPr>
+        <w:jc w:val="left"/>
+      </w:tblPr>
+      <w:trPr>
+        <w:jc w:val="left"/>
+      </w:trPr>
+      <w:tcPr>
+        <w:tcBorders>
+          <w:bottom w:val="single" w:sz="0" w:space="0" w:color="auto"/>
+        </w:tcBorders>
+        <w:vAlign w:val="bottom"/>
+      </w:tcPr>
+    </w:tblStylePr>
+  </w:style>
+  <w:style w:type="paragraph" w:styleId="Plattetekst">
+    <w:name w:val="Body Text"/>
+    <w:basedOn w:val="Standaard"/>
+    <w:link w:val="PlattetekstChar"/>
+    <w:uiPriority w:val="99"/>
+    <w:semiHidden/>
+    <w:unhideWhenUsed/>
+    <w:rsid w:val="001B1CA2"/>
+    <w:pPr>
+      <w:spacing w:after="120"/>
+    </w:pPr>
+  </w:style>
+  <w:style w:type="character" w:customStyle="1" w:styleId="PlattetekstChar">
+    <w:name w:val="Platte tekst Char"/>
+    <w:basedOn w:val="Standaardalinea-lettertype"/>
+    <w:link w:val="Plattetekst"/>
+    <w:uiPriority w:val="99"/>
+    <w:semiHidden/>
+    <w:rsid w:val="001B1CA2"/>
+  </w:style>
+  <w:style w:type="table" w:styleId="Onopgemaaktetabel2">
+    <w:name w:val="Plain Table 2"/>
+    <w:basedOn w:val="Standaardtabel"/>
+    <w:uiPriority w:val="42"/>
+    <w:rsid w:val="001B1CA2"/>
+    <w:pPr>
+      <w:spacing w:after="0" w:line="240" w:lineRule="auto"/>
+    </w:pPr>
+    <w:tblPr>
+      <w:tblStyleRowBandSize w:val="1"/>
+      <w:tblStyleColBandSize w:val="1"/>
+      <w:tblBorders>
+        <w:top w:val="single" w:sz="4" w:space="0" w:color="7F7F7F" w:themeColor="text1" w:themeTint="80"/>
+        <w:bottom w:val="single" w:sz="4" w:space="0" w:color="7F7F7F" w:themeColor="text1" w:themeTint="80"/>
+      </w:tblBorders>
+    </w:tblPr>
+    <w:tblStylePr w:type="firstRow">
+      <w:rPr>
+        <w:b/>
+        <w:bCs/>
+      </w:rPr>
+      <w:tblPr/>
+      <w:tcPr>
+        <w:tcBorders>
+          <w:bottom w:val="single" w:sz="4" w:space="0" w:color="7F7F7F" w:themeColor="text1" w:themeTint="80"/>
+        </w:tcBorders>
+      </w:tcPr>
+    </w:tblStylePr>
+    <w:tblStylePr w:type="lastRow">
+      <w:rPr>
+        <w:b/>
+        <w:bCs/>
+      </w:rPr>
+      <w:tblPr/>
+      <w:tcPr>
+        <w:tcBorders>
+          <w:top w:val="single" w:sz="4" w:space="0" w:color="7F7F7F" w:themeColor="text1" w:themeTint="80"/>
+        </w:tcBorders>
+      </w:tcPr>
+    </w:tblStylePr>
+    <w:tblStylePr w:type="firstCol">
+      <w:rPr>
+        <w:b/>
+        <w:bCs/>
+      </w:rPr>
+    </w:tblStylePr>
+    <w:tblStylePr w:type="lastCol">
+      <w:rPr>
+        <w:b/>
+        <w:bCs/>
+      </w:rPr>
+    </w:tblStylePr>
+    <w:tblStylePr w:type="band1Vert">
+      <w:tblPr/>
+      <w:tcPr>
+        <w:tcBorders>
+          <w:left w:val="single" w:sz="4" w:space="0" w:color="7F7F7F" w:themeColor="text1" w:themeTint="80"/>
+          <w:right w:val="single" w:sz="4" w:space="0" w:color="7F7F7F" w:themeColor="text1" w:themeTint="80"/>
+        </w:tcBorders>
+      </w:tcPr>
+    </w:tblStylePr>
+    <w:tblStylePr w:type="band2Vert">
+      <w:tblPr/>
+      <w:tcPr>
+        <w:tcBorders>
+          <w:left w:val="single" w:sz="4" w:space="0" w:color="7F7F7F" w:themeColor="text1" w:themeTint="80"/>
+          <w:right w:val="single" w:sz="4" w:space="0" w:color="7F7F7F" w:themeColor="text1" w:themeTint="80"/>
+        </w:tcBorders>
+      </w:tcPr>
+    </w:tblStylePr>
+    <w:tblStylePr w:type="band1Horz">
+      <w:tblPr/>
+      <w:tcPr>
+        <w:tcBorders>
+          <w:top w:val="single" w:sz="4" w:space="0" w:color="7F7F7F" w:themeColor="text1" w:themeTint="80"/>
+          <w:bottom w:val="single" w:sz="4" w:space="0" w:color="7F7F7F" w:themeColor="text1" w:themeTint="80"/>
+        </w:tcBorders>
+      </w:tcPr>
+    </w:tblStylePr>
+  </w:style>
+  <w:style w:type="paragraph" w:styleId="Lijstopsomteken">
+    <w:name w:val="List Bullet"/>
+    <w:basedOn w:val="Standaard"/>
+    <w:uiPriority w:val="99"/>
+    <w:semiHidden/>
+    <w:unhideWhenUsed/>
+    <w:rsid w:val="00500E8C"/>
+    <w:pPr>
+      <w:numPr>
+        <w:numId w:val="8"/>
+      </w:numPr>
+      <w:tabs>
+        <w:tab w:val="clear" w:pos="360"/>
+      </w:tabs>
+      <w:spacing w:after="200" w:line="276" w:lineRule="auto"/>
+      <w:ind w:left="0" w:firstLine="0"/>
+      <w:contextualSpacing/>
+    </w:pPr>
+    <w:rPr>
+      <w:rFonts w:ascii="Aptos" w:eastAsia="Aptos" w:hAnsi="Aptos"/>
+      <w:kern w:val="0"/>
+      <w:sz w:val="21"/>
+      <w:lang w:val="en-US"/>
+      <w14:ligatures w14:val="none"/>
+    </w:rPr>
+  </w:style>
 </w:styles>
 </file>
 
@@ -7659,23 +9015,6 @@
 </file>
 
 <file path=customXml/item2.xml><?xml version="1.0" encoding="utf-8"?>
-<p:properties xmlns:p="http://schemas.microsoft.com/office/2006/metadata/properties" xmlns:xsi="http://www.w3.org/2001/XMLSchema-instance" xmlns:pc="http://schemas.microsoft.com/office/infopath/2007/PartnerControls">
-  <documentManagement>
-    <_ip_UnifiedCompliancePolicyUIAction xmlns="http://schemas.microsoft.com/sharepoint/v3" xsi:nil="true"/>
-    <_Flow_SignoffStatus xmlns="e7647ff1-e2f7-42a1-a68c-3c96587cf758" xsi:nil="true"/>
-    <_ip_UnifiedCompliancePolicyProperties xmlns="http://schemas.microsoft.com/sharepoint/v3" xsi:nil="true"/>
-    <lcf76f155ced4ddcb4097134ff3c332f xmlns="e7647ff1-e2f7-42a1-a68c-3c96587cf758">
-      <Terms xmlns="http://schemas.microsoft.com/office/infopath/2007/PartnerControls"/>
-    </lcf76f155ced4ddcb4097134ff3c332f>
-  </documentManagement>
-</p:properties>
-</file>
-
-<file path=customXml/item3.xml><?xml version="1.0" encoding="utf-8"?>
-<b:Sources xmlns:b="http://schemas.openxmlformats.org/officeDocument/2006/bibliography" xmlns="http://schemas.openxmlformats.org/officeDocument/2006/bibliography" SelectedStyle="\APASixthEditionOfficeOnline.xsl" StyleName="APA" Version="6"/>
-</file>
-
-<file path=customXml/item4.xml><?xml version="1.0" encoding="utf-8"?>
 <ct:contentTypeSchema xmlns:ct="http://schemas.microsoft.com/office/2006/metadata/contentType" xmlns:ma="http://schemas.microsoft.com/office/2006/metadata/properties/metaAttributes" ct:_="" ma:_="" ma:contentTypeName="Document" ma:contentTypeID="0x01010031DCE2413392E94399C66D8B3C6C85EE" ma:contentTypeVersion="21" ma:contentTypeDescription="Een nieuw document maken." ma:contentTypeScope="" ma:versionID="c70c6b4f91be13ad4630018d8666e43f">
   <xsd:schema xmlns:xsd="http://www.w3.org/2001/XMLSchema" xmlns:xs="http://www.w3.org/2001/XMLSchema" xmlns:p="http://schemas.microsoft.com/office/2006/metadata/properties" xmlns:ns1="http://schemas.microsoft.com/sharepoint/v3" xmlns:ns2="e7647ff1-e2f7-42a1-a68c-3c96587cf758" xmlns:ns3="7178be8b-d0ef-4995-97d9-396f4bad9a56" targetNamespace="http://schemas.microsoft.com/office/2006/metadata/properties" ma:root="true" ma:fieldsID="39e875ec1883f2edb370a4087288844f" ns1:_="" ns2:_="" ns3:_="">
     <xsd:import namespace="http://schemas.microsoft.com/sharepoint/v3"/>
@@ -7941,6 +9280,23 @@
 </ct:contentTypeSchema>
 </file>
 
+<file path=customXml/item3.xml><?xml version="1.0" encoding="utf-8"?>
+<b:Sources xmlns:b="http://schemas.openxmlformats.org/officeDocument/2006/bibliography" xmlns="http://schemas.openxmlformats.org/officeDocument/2006/bibliography" SelectedStyle="\APASixthEditionOfficeOnline.xsl" StyleName="APA" Version="6"/>
+</file>
+
+<file path=customXml/item4.xml><?xml version="1.0" encoding="utf-8"?>
+<p:properties xmlns:p="http://schemas.microsoft.com/office/2006/metadata/properties" xmlns:xsi="http://www.w3.org/2001/XMLSchema-instance" xmlns:pc="http://schemas.microsoft.com/office/infopath/2007/PartnerControls">
+  <documentManagement>
+    <_ip_UnifiedCompliancePolicyUIAction xmlns="http://schemas.microsoft.com/sharepoint/v3" xsi:nil="true"/>
+    <_Flow_SignoffStatus xmlns="e7647ff1-e2f7-42a1-a68c-3c96587cf758" xsi:nil="true"/>
+    <_ip_UnifiedCompliancePolicyProperties xmlns="http://schemas.microsoft.com/sharepoint/v3" xsi:nil="true"/>
+    <lcf76f155ced4ddcb4097134ff3c332f xmlns="e7647ff1-e2f7-42a1-a68c-3c96587cf758">
+      <Terms xmlns="http://schemas.microsoft.com/office/infopath/2007/PartnerControls"/>
+    </lcf76f155ced4ddcb4097134ff3c332f>
+  </documentManagement>
+</p:properties>
+</file>
+
 <file path=customXml/itemProps1.xml><?xml version="1.0" encoding="utf-8"?>
 <ds:datastoreItem xmlns:ds="http://schemas.openxmlformats.org/officeDocument/2006/customXml" ds:itemID="{C40E6B8B-E650-4456-A4F5-319369497D4C}">
   <ds:schemaRefs>
@@ -7950,25 +9306,6 @@
 </file>
 
 <file path=customXml/itemProps2.xml><?xml version="1.0" encoding="utf-8"?>
-<ds:datastoreItem xmlns:ds="http://schemas.openxmlformats.org/officeDocument/2006/customXml" ds:itemID="{456298E4-03A4-4B7C-9471-21D35D4BEF76}">
-  <ds:schemaRefs>
-    <ds:schemaRef ds:uri="http://schemas.microsoft.com/office/2006/metadata/properties"/>
-    <ds:schemaRef ds:uri="http://schemas.microsoft.com/office/infopath/2007/PartnerControls"/>
-    <ds:schemaRef ds:uri="http://schemas.microsoft.com/sharepoint/v3"/>
-    <ds:schemaRef ds:uri="e7647ff1-e2f7-42a1-a68c-3c96587cf758"/>
-  </ds:schemaRefs>
-</ds:datastoreItem>
-</file>
-
-<file path=customXml/itemProps3.xml><?xml version="1.0" encoding="utf-8"?>
-<ds:datastoreItem xmlns:ds="http://schemas.openxmlformats.org/officeDocument/2006/customXml" ds:itemID="{CD308FBE-38AE-434D-B50C-D14D53806046}">
-  <ds:schemaRefs>
-    <ds:schemaRef ds:uri="http://schemas.openxmlformats.org/officeDocument/2006/bibliography"/>
-  </ds:schemaRefs>
-</ds:datastoreItem>
-</file>
-
-<file path=customXml/itemProps4.xml><?xml version="1.0" encoding="utf-8"?>
 <ds:datastoreItem xmlns:ds="http://schemas.openxmlformats.org/officeDocument/2006/customXml" ds:itemID="{5AC2FAB8-ACCC-4829-9DC9-A26C3B426AFA}">
   <ds:schemaRefs>
     <ds:schemaRef ds:uri="http://schemas.microsoft.com/office/2006/metadata/contentType"/>
@@ -7986,4 +9323,23 @@
     <ds:schemaRef ds:uri="http://schemas.microsoft.com/internal/obd"/>
   </ds:schemaRefs>
 </ds:datastoreItem>
+</file>
+
+<file path=customXml/itemProps3.xml><?xml version="1.0" encoding="utf-8"?>
+<ds:datastoreItem xmlns:ds="http://schemas.openxmlformats.org/officeDocument/2006/customXml" ds:itemID="{CD308FBE-38AE-434D-B50C-D14D53806046}">
+  <ds:schemaRefs>
+    <ds:schemaRef ds:uri="http://schemas.openxmlformats.org/officeDocument/2006/bibliography"/>
+  </ds:schemaRefs>
+</ds:datastoreItem>
+</file>
+
+<file path=customXml/itemProps4.xml><?xml version="1.0" encoding="utf-8"?>
+<ds:datastoreItem xmlns:ds="http://schemas.openxmlformats.org/officeDocument/2006/customXml" ds:itemID="{456298E4-03A4-4B7C-9471-21D35D4BEF76}">
+  <ds:schemaRefs>
+    <ds:schemaRef ds:uri="http://schemas.microsoft.com/office/2006/metadata/properties"/>
+    <ds:schemaRef ds:uri="http://schemas.microsoft.com/office/infopath/2007/PartnerControls"/>
+    <ds:schemaRef ds:uri="http://schemas.microsoft.com/sharepoint/v3"/>
+    <ds:schemaRef ds:uri="e7647ff1-e2f7-42a1-a68c-3c96587cf758"/>
+  </ds:schemaRefs>
+</ds:datastoreItem>
 </file>